--- a/mathcad/Лабораторная-работа-6/ПРИ123-ММГО-#06-Нямаа.docx
+++ b/mathcad/Лабораторная-работа-6/ПРИ123-ММГО-#06-Нямаа.docx
@@ -335,7 +335,25 @@
           <w:sz w:val="24"/>
           <w:szCs w:val="24"/>
         </w:rPr>
-        <w:t>(ВлГУ)</w:t>
+        <w:t>(</w:t>
+      </w:r>
+      <w:proofErr w:type="spellStart"/>
+      <w:r>
+        <w:rPr>
+          <w:b/>
+          <w:sz w:val="24"/>
+          <w:szCs w:val="24"/>
+        </w:rPr>
+        <w:t>ВлГУ</w:t>
+      </w:r>
+      <w:proofErr w:type="spellEnd"/>
+      <w:r>
+        <w:rPr>
+          <w:b/>
+          <w:sz w:val="24"/>
+          <w:szCs w:val="24"/>
+        </w:rPr>
+        <w:t>)</w:t>
       </w:r>
     </w:p>
     <w:p>
@@ -587,6 +605,14 @@
     </w:p>
     <w:p>
       <w:pPr>
+        <w:rPr>
+          <w:sz w:val="28"/>
+          <w:szCs w:val="28"/>
+        </w:rPr>
+      </w:pPr>
+    </w:p>
+    <w:p>
+      <w:pPr>
         <w:jc w:val="center"/>
       </w:pPr>
       <w:r>
@@ -601,7 +627,7 @@
           <w:sz w:val="44"/>
           <w:szCs w:val="44"/>
         </w:rPr>
-        <w:t>Взаимное положение графических элементов в пространстве</w:t>
+        <w:t>Моделирование кривых линий</w:t>
       </w:r>
       <w:r>
         <w:rPr>
@@ -686,8 +712,18 @@
           <w:sz w:val="28"/>
           <w:szCs w:val="28"/>
         </w:rPr>
-        <w:t>А.Ц. Нямаа</w:t>
-      </w:r>
+        <w:t xml:space="preserve">А.Ц. </w:t>
+      </w:r>
+      <w:proofErr w:type="spellStart"/>
+      <w:r>
+        <w:rPr>
+          <w:color w:val="000000" w:themeColor="text1"/>
+          <w:sz w:val="28"/>
+          <w:szCs w:val="28"/>
+        </w:rPr>
+        <w:t>Нямаа</w:t>
+      </w:r>
+      <w:proofErr w:type="spellEnd"/>
     </w:p>
     <w:p>
       <w:pPr>
@@ -845,7 +881,21 @@
         <w:rPr>
           <w:sz w:val="28"/>
         </w:rPr>
-        <w:t>в среде MathCAD.</w:t>
+        <w:t xml:space="preserve">в среде </w:t>
+      </w:r>
+      <w:proofErr w:type="spellStart"/>
+      <w:r>
+        <w:rPr>
+          <w:sz w:val="28"/>
+        </w:rPr>
+        <w:t>MathCAD</w:t>
+      </w:r>
+      <w:proofErr w:type="spellEnd"/>
+      <w:r>
+        <w:rPr>
+          <w:sz w:val="28"/>
+        </w:rPr>
+        <w:t>.</w:t>
       </w:r>
     </w:p>
     <w:p>
@@ -1055,6 +1105,47 @@
           <w:szCs w:val="28"/>
         </w:rPr>
       </w:pPr>
+      <w:r>
+        <w:rPr>
+          <w:sz w:val="28"/>
+          <w:szCs w:val="28"/>
+        </w:rPr>
+        <w:drawing>
+          <wp:inline distT="0" distB="0" distL="0" distR="0" wp14:anchorId="4487F211" wp14:editId="15C9F079">
+            <wp:extent cx="4229374" cy="3415146"/>
+            <wp:effectExtent l="0" t="0" r="0" b="0"/>
+            <wp:docPr id="1" name="Рисунок 1"/>
+            <wp:cNvGraphicFramePr>
+              <a:graphicFrameLocks xmlns:a="http://schemas.openxmlformats.org/drawingml/2006/main" noChangeAspect="1"/>
+            </wp:cNvGraphicFramePr>
+            <a:graphic xmlns:a="http://schemas.openxmlformats.org/drawingml/2006/main">
+              <a:graphicData uri="http://schemas.openxmlformats.org/drawingml/2006/picture">
+                <pic:pic xmlns:pic="http://schemas.openxmlformats.org/drawingml/2006/picture">
+                  <pic:nvPicPr>
+                    <pic:cNvPr id="1" name=""/>
+                    <pic:cNvPicPr/>
+                  </pic:nvPicPr>
+                  <pic:blipFill>
+                    <a:blip r:embed="rId6"/>
+                    <a:stretch>
+                      <a:fillRect/>
+                    </a:stretch>
+                  </pic:blipFill>
+                  <pic:spPr>
+                    <a:xfrm>
+                      <a:off x="0" y="0"/>
+                      <a:ext cx="4248849" cy="3430872"/>
+                    </a:xfrm>
+                    <a:prstGeom prst="rect">
+                      <a:avLst/>
+                    </a:prstGeom>
+                  </pic:spPr>
+                </pic:pic>
+              </a:graphicData>
+            </a:graphic>
+          </wp:inline>
+        </w:drawing>
+      </w:r>
     </w:p>
     <w:p>
       <w:pPr>
@@ -1123,7 +1214,7 @@
           <w:sz w:val="28"/>
           <w:szCs w:val="28"/>
         </w:rPr>
-        <w:t xml:space="preserve"> 6.</w:t>
+        <w:t xml:space="preserve"> 6.2</w:t>
       </w:r>
       <w:r>
         <w:rPr>
@@ -1132,8 +1223,150 @@
           <w:sz w:val="28"/>
           <w:szCs w:val="28"/>
         </w:rPr>
+        <w:t>.</w:t>
+      </w:r>
+      <w:r>
+        <w:rPr>
+          <w:sz w:val="28"/>
+          <w:szCs w:val="28"/>
+        </w:rPr>
+        <w:t xml:space="preserve"> В ходе выполнения данного примера был использован программный способ определения полинома Лагранжа для функции </w:t>
+      </w:r>
+      <w:r>
+        <w:rPr>
+          <w:sz w:val="28"/>
+          <w:szCs w:val="28"/>
+          <w:lang w:val="en-US"/>
+        </w:rPr>
+        <w:t>y=x</w:t>
+      </w:r>
+      <w:r>
+        <w:rPr>
+          <w:sz w:val="28"/>
+          <w:szCs w:val="28"/>
+          <w:vertAlign w:val="superscript"/>
+          <w:lang w:val="en-US"/>
+        </w:rPr>
         <w:t>2</w:t>
       </w:r>
+      <w:r>
+        <w:rPr>
+          <w:sz w:val="28"/>
+          <w:szCs w:val="28"/>
+        </w:rPr>
+        <w:t>.</w:t>
+      </w:r>
+    </w:p>
+    <w:p>
+      <w:pPr>
+        <w:spacing w:line="360" w:lineRule="auto"/>
+        <w:jc w:val="center"/>
+        <w:rPr>
+          <w:sz w:val="28"/>
+          <w:szCs w:val="28"/>
+        </w:rPr>
+      </w:pPr>
+      <w:r>
+        <w:rPr>
+          <w:sz w:val="28"/>
+          <w:szCs w:val="28"/>
+        </w:rPr>
+        <w:lastRenderedPageBreak/>
+        <w:drawing>
+          <wp:inline distT="0" distB="0" distL="0" distR="0" wp14:anchorId="316D8CBB" wp14:editId="351E3B4C">
+            <wp:extent cx="2094747" cy="3675185"/>
+            <wp:effectExtent l="0" t="0" r="0" b="0"/>
+            <wp:docPr id="2" name="Рисунок 2"/>
+            <wp:cNvGraphicFramePr>
+              <a:graphicFrameLocks xmlns:a="http://schemas.openxmlformats.org/drawingml/2006/main" noChangeAspect="1"/>
+            </wp:cNvGraphicFramePr>
+            <a:graphic xmlns:a="http://schemas.openxmlformats.org/drawingml/2006/main">
+              <a:graphicData uri="http://schemas.openxmlformats.org/drawingml/2006/picture">
+                <pic:pic xmlns:pic="http://schemas.openxmlformats.org/drawingml/2006/picture">
+                  <pic:nvPicPr>
+                    <pic:cNvPr id="1" name=""/>
+                    <pic:cNvPicPr/>
+                  </pic:nvPicPr>
+                  <pic:blipFill rotWithShape="1">
+                    <a:blip r:embed="rId7"/>
+                    <a:srcRect t="1402" b="867"/>
+                    <a:stretch/>
+                  </pic:blipFill>
+                  <pic:spPr bwMode="auto">
+                    <a:xfrm>
+                      <a:off x="0" y="0"/>
+                      <a:ext cx="2113239" cy="3707629"/>
+                    </a:xfrm>
+                    <a:prstGeom prst="rect">
+                      <a:avLst/>
+                    </a:prstGeom>
+                    <a:ln>
+                      <a:noFill/>
+                    </a:ln>
+                    <a:extLst>
+                      <a:ext uri="{53640926-AAD7-44D8-BBD7-CCE9431645EC}">
+                        <a14:shadowObscured xmlns:a14="http://schemas.microsoft.com/office/drawing/2010/main"/>
+                      </a:ext>
+                    </a:extLst>
+                  </pic:spPr>
+                </pic:pic>
+              </a:graphicData>
+            </a:graphic>
+          </wp:inline>
+        </w:drawing>
+      </w:r>
+    </w:p>
+    <w:p>
+      <w:pPr>
+        <w:spacing w:line="360" w:lineRule="auto"/>
+        <w:jc w:val="center"/>
+        <w:rPr>
+          <w:sz w:val="28"/>
+          <w:szCs w:val="28"/>
+        </w:rPr>
+      </w:pPr>
+      <w:r>
+        <w:rPr>
+          <w:sz w:val="28"/>
+          <w:szCs w:val="28"/>
+        </w:rPr>
+        <w:t xml:space="preserve">Рисунок </w:t>
+      </w:r>
+      <w:r>
+        <w:rPr>
+          <w:sz w:val="28"/>
+          <w:szCs w:val="28"/>
+        </w:rPr>
+        <w:t>2</w:t>
+      </w:r>
+      <w:r>
+        <w:rPr>
+          <w:sz w:val="28"/>
+          <w:szCs w:val="28"/>
+        </w:rPr>
+        <w:t>. Выполнение примера 6.2.</w:t>
+      </w:r>
+    </w:p>
+    <w:p>
+      <w:pPr>
+        <w:spacing w:line="360" w:lineRule="auto"/>
+        <w:jc w:val="center"/>
+        <w:rPr>
+          <w:sz w:val="28"/>
+          <w:szCs w:val="28"/>
+        </w:rPr>
+      </w:pPr>
+    </w:p>
+    <w:p>
+      <w:pPr>
+        <w:spacing w:line="360" w:lineRule="auto"/>
+        <w:ind w:firstLine="709"/>
+        <w:jc w:val="both"/>
+        <w:rPr>
+          <w:sz w:val="28"/>
+          <w:szCs w:val="28"/>
+        </w:rPr>
+      </w:pPr>
       <w:r>
         <w:rPr>
           <w:b/>
@@ -1141,6 +1374,24 @@
           <w:sz w:val="28"/>
           <w:szCs w:val="28"/>
         </w:rPr>
+        <w:t>Пример</w:t>
+      </w:r>
+      <w:r>
+        <w:rPr>
+          <w:b/>
+          <w:bCs/>
+          <w:sz w:val="28"/>
+          <w:szCs w:val="28"/>
+        </w:rPr>
+        <w:t xml:space="preserve"> 6.3</w:t>
+      </w:r>
+      <w:r>
+        <w:rPr>
+          <w:b/>
+          <w:bCs/>
+          <w:sz w:val="28"/>
+          <w:szCs w:val="28"/>
+        </w:rPr>
         <w:t>.</w:t>
       </w:r>
       <w:r>
@@ -1148,31 +1399,110 @@
           <w:sz w:val="28"/>
           <w:szCs w:val="28"/>
         </w:rPr>
-        <w:t xml:space="preserve"> В ходе выполнения данного примера был </w:t>
-      </w:r>
-      <w:r>
-        <w:rPr>
-          <w:sz w:val="28"/>
-          <w:szCs w:val="28"/>
-        </w:rPr>
-        <w:t xml:space="preserve">использован программный способ определения полинома Лагранжа для функции </w:t>
-      </w:r>
-      <w:r>
-        <w:rPr>
-          <w:sz w:val="28"/>
-          <w:szCs w:val="28"/>
-          <w:lang w:val="en-US"/>
-        </w:rPr>
-        <w:t>y=x</w:t>
-      </w:r>
-      <w:r>
-        <w:rPr>
-          <w:sz w:val="28"/>
-          <w:szCs w:val="28"/>
-          <w:vertAlign w:val="superscript"/>
-          <w:lang w:val="en-US"/>
-        </w:rPr>
-        <w:t>2</w:t>
+        <w:t xml:space="preserve"> В ходе выполнения данного примера </w:t>
+      </w:r>
+      <w:r>
+        <w:rPr>
+          <w:sz w:val="28"/>
+          <w:szCs w:val="28"/>
+        </w:rPr>
+        <w:t>был построен полином Лагранжа в параметрической форме.</w:t>
+      </w:r>
+    </w:p>
+    <w:p>
+      <w:pPr>
+        <w:spacing w:line="360" w:lineRule="auto"/>
+        <w:jc w:val="center"/>
+        <w:rPr>
+          <w:sz w:val="28"/>
+          <w:szCs w:val="28"/>
+        </w:rPr>
+      </w:pPr>
+      <w:r>
+        <w:rPr>
+          <w:sz w:val="28"/>
+          <w:szCs w:val="28"/>
+        </w:rPr>
+        <w:drawing>
+          <wp:inline distT="0" distB="0" distL="0" distR="0" wp14:anchorId="3E6BDD09" wp14:editId="0B0BA4D0">
+            <wp:extent cx="3969111" cy="3868615"/>
+            <wp:effectExtent l="0" t="0" r="0" b="0"/>
+            <wp:docPr id="3" name="Рисунок 3"/>
+            <wp:cNvGraphicFramePr>
+              <a:graphicFrameLocks xmlns:a="http://schemas.openxmlformats.org/drawingml/2006/main" noChangeAspect="1"/>
+            </wp:cNvGraphicFramePr>
+            <a:graphic xmlns:a="http://schemas.openxmlformats.org/drawingml/2006/main">
+              <a:graphicData uri="http://schemas.openxmlformats.org/drawingml/2006/picture">
+                <pic:pic xmlns:pic="http://schemas.openxmlformats.org/drawingml/2006/picture">
+                  <pic:nvPicPr>
+                    <pic:cNvPr id="1" name=""/>
+                    <pic:cNvPicPr/>
+                  </pic:nvPicPr>
+                  <pic:blipFill rotWithShape="1">
+                    <a:blip r:embed="rId8"/>
+                    <a:srcRect t="1062" b="1093"/>
+                    <a:stretch/>
+                  </pic:blipFill>
+                  <pic:spPr bwMode="auto">
+                    <a:xfrm>
+                      <a:off x="0" y="0"/>
+                      <a:ext cx="4002500" cy="3901159"/>
+                    </a:xfrm>
+                    <a:prstGeom prst="rect">
+                      <a:avLst/>
+                    </a:prstGeom>
+                    <a:ln>
+                      <a:noFill/>
+                    </a:ln>
+                    <a:extLst>
+                      <a:ext uri="{53640926-AAD7-44D8-BBD7-CCE9431645EC}">
+                        <a14:shadowObscured xmlns:a14="http://schemas.microsoft.com/office/drawing/2010/main"/>
+                      </a:ext>
+                    </a:extLst>
+                  </pic:spPr>
+                </pic:pic>
+              </a:graphicData>
+            </a:graphic>
+          </wp:inline>
+        </w:drawing>
+      </w:r>
+    </w:p>
+    <w:p>
+      <w:pPr>
+        <w:spacing w:line="360" w:lineRule="auto"/>
+        <w:jc w:val="center"/>
+        <w:rPr>
+          <w:sz w:val="28"/>
+          <w:szCs w:val="28"/>
+        </w:rPr>
+      </w:pPr>
+      <w:r>
+        <w:rPr>
+          <w:sz w:val="28"/>
+          <w:szCs w:val="28"/>
+        </w:rPr>
+        <w:t xml:space="preserve">Рисунок </w:t>
+      </w:r>
+      <w:r>
+        <w:rPr>
+          <w:sz w:val="28"/>
+          <w:szCs w:val="28"/>
+        </w:rPr>
+        <w:t>3</w:t>
+      </w:r>
+      <w:r>
+        <w:rPr>
+          <w:sz w:val="28"/>
+          <w:szCs w:val="28"/>
+        </w:rPr>
+        <w:t>. Выполнение примера 6.</w:t>
+      </w:r>
+      <w:r>
+        <w:rPr>
+          <w:sz w:val="28"/>
+          <w:szCs w:val="28"/>
+        </w:rPr>
+        <w:t>3</w:t>
       </w:r>
       <w:r>
         <w:rPr>
@@ -1181,57 +1511,6 @@
         </w:rPr>
         <w:t>.</w:t>
       </w:r>
-    </w:p>
-    <w:p>
-      <w:pPr>
-        <w:spacing w:line="360" w:lineRule="auto"/>
-        <w:jc w:val="center"/>
-        <w:rPr>
-          <w:sz w:val="28"/>
-          <w:szCs w:val="28"/>
-        </w:rPr>
-      </w:pPr>
-    </w:p>
-    <w:p>
-      <w:pPr>
-        <w:spacing w:line="360" w:lineRule="auto"/>
-        <w:jc w:val="center"/>
-        <w:rPr>
-          <w:sz w:val="28"/>
-          <w:szCs w:val="28"/>
-        </w:rPr>
-      </w:pPr>
-      <w:r>
-        <w:rPr>
-          <w:sz w:val="28"/>
-          <w:szCs w:val="28"/>
-        </w:rPr>
-        <w:t xml:space="preserve">Рисунок 1. Выполнение примера </w:t>
-      </w:r>
-      <w:r>
-        <w:rPr>
-          <w:sz w:val="28"/>
-          <w:szCs w:val="28"/>
-        </w:rPr>
-        <w:t>6.2</w:t>
-      </w:r>
-      <w:r>
-        <w:rPr>
-          <w:sz w:val="28"/>
-          <w:szCs w:val="28"/>
-        </w:rPr>
-        <w:t>.</w:t>
-      </w:r>
-    </w:p>
-    <w:p>
-      <w:pPr>
-        <w:spacing w:line="360" w:lineRule="auto"/>
-        <w:jc w:val="center"/>
-        <w:rPr>
-          <w:sz w:val="28"/>
-          <w:szCs w:val="28"/>
-        </w:rPr>
-      </w:pPr>
     </w:p>
     <w:p>
       <w:pPr>
@@ -1250,6 +1529,7 @@
           <w:sz w:val="28"/>
           <w:szCs w:val="28"/>
         </w:rPr>
+        <w:lastRenderedPageBreak/>
         <w:t>Пример</w:t>
       </w:r>
       <w:r>
@@ -1259,7 +1539,7 @@
           <w:sz w:val="28"/>
           <w:szCs w:val="28"/>
         </w:rPr>
-        <w:t xml:space="preserve"> 6.</w:t>
+        <w:t xml:space="preserve"> 6.4</w:t>
       </w:r>
       <w:r>
         <w:rPr>
@@ -1268,8 +1548,242 @@
           <w:sz w:val="28"/>
           <w:szCs w:val="28"/>
         </w:rPr>
-        <w:t>3</w:t>
-      </w:r>
+        <w:t>.</w:t>
+      </w:r>
+      <w:r>
+        <w:rPr>
+          <w:sz w:val="28"/>
+          <w:szCs w:val="28"/>
+        </w:rPr>
+        <w:t xml:space="preserve"> В ходе выполнения данного примера был реализован алгоритм построения полиномов Эрмита на массиве узловых точек при заданных </w:t>
+      </w:r>
+      <w:r>
+        <w:rPr>
+          <w:sz w:val="28"/>
+          <w:szCs w:val="28"/>
+        </w:rPr>
+        <w:t>производных</w:t>
+      </w:r>
+      <w:r>
+        <w:rPr>
+          <w:sz w:val="28"/>
+          <w:szCs w:val="28"/>
+        </w:rPr>
+        <w:t>.</w:t>
+      </w:r>
+    </w:p>
+    <w:p>
+      <w:pPr>
+        <w:spacing w:line="360" w:lineRule="auto"/>
+        <w:jc w:val="center"/>
+        <w:rPr>
+          <w:sz w:val="28"/>
+          <w:szCs w:val="28"/>
+        </w:rPr>
+      </w:pPr>
+      <w:r>
+        <w:rPr>
+          <w:sz w:val="28"/>
+          <w:szCs w:val="28"/>
+        </w:rPr>
+        <w:drawing>
+          <wp:inline distT="0" distB="0" distL="0" distR="0" wp14:anchorId="45EFB12D" wp14:editId="42D81C0D">
+            <wp:extent cx="4675505" cy="3895336"/>
+            <wp:effectExtent l="0" t="0" r="0" b="0"/>
+            <wp:docPr id="4" name="Рисунок 4"/>
+            <wp:cNvGraphicFramePr>
+              <a:graphicFrameLocks xmlns:a="http://schemas.openxmlformats.org/drawingml/2006/main" noChangeAspect="1"/>
+            </wp:cNvGraphicFramePr>
+            <a:graphic xmlns:a="http://schemas.openxmlformats.org/drawingml/2006/main">
+              <a:graphicData uri="http://schemas.openxmlformats.org/drawingml/2006/picture">
+                <pic:pic xmlns:pic="http://schemas.openxmlformats.org/drawingml/2006/picture">
+                  <pic:nvPicPr>
+                    <pic:cNvPr id="1" name=""/>
+                    <pic:cNvPicPr/>
+                  </pic:nvPicPr>
+                  <pic:blipFill>
+                    <a:blip r:embed="rId9"/>
+                    <a:stretch>
+                      <a:fillRect/>
+                    </a:stretch>
+                  </pic:blipFill>
+                  <pic:spPr>
+                    <a:xfrm>
+                      <a:off x="0" y="0"/>
+                      <a:ext cx="4705570" cy="3920385"/>
+                    </a:xfrm>
+                    <a:prstGeom prst="rect">
+                      <a:avLst/>
+                    </a:prstGeom>
+                  </pic:spPr>
+                </pic:pic>
+              </a:graphicData>
+            </a:graphic>
+          </wp:inline>
+        </w:drawing>
+      </w:r>
+    </w:p>
+    <w:p>
+      <w:pPr>
+        <w:spacing w:line="360" w:lineRule="auto"/>
+        <w:jc w:val="center"/>
+        <w:rPr>
+          <w:sz w:val="28"/>
+          <w:szCs w:val="28"/>
+        </w:rPr>
+      </w:pPr>
+      <w:r>
+        <w:rPr>
+          <w:sz w:val="28"/>
+          <w:szCs w:val="28"/>
+        </w:rPr>
+        <w:t xml:space="preserve">Рисунок </w:t>
+      </w:r>
+      <w:r>
+        <w:rPr>
+          <w:sz w:val="28"/>
+          <w:szCs w:val="28"/>
+        </w:rPr>
+        <w:t>4</w:t>
+      </w:r>
+      <w:r>
+        <w:rPr>
+          <w:sz w:val="28"/>
+          <w:szCs w:val="28"/>
+        </w:rPr>
+        <w:t>. Выполнение примера 6.</w:t>
+      </w:r>
+      <w:r>
+        <w:rPr>
+          <w:sz w:val="28"/>
+          <w:szCs w:val="28"/>
+        </w:rPr>
+        <w:t>4</w:t>
+      </w:r>
+      <w:r>
+        <w:rPr>
+          <w:sz w:val="28"/>
+          <w:szCs w:val="28"/>
+        </w:rPr>
+        <w:t>.</w:t>
+      </w:r>
+      <w:r>
+        <w:rPr>
+          <w:sz w:val="28"/>
+          <w:szCs w:val="28"/>
+        </w:rPr>
+        <w:t xml:space="preserve"> Часть 1.</w:t>
+      </w:r>
+    </w:p>
+    <w:p>
+      <w:pPr>
+        <w:spacing w:line="360" w:lineRule="auto"/>
+        <w:jc w:val="center"/>
+        <w:rPr>
+          <w:sz w:val="28"/>
+          <w:szCs w:val="28"/>
+        </w:rPr>
+      </w:pPr>
+    </w:p>
+    <w:p>
+      <w:pPr>
+        <w:spacing w:line="360" w:lineRule="auto"/>
+        <w:jc w:val="center"/>
+        <w:rPr>
+          <w:sz w:val="28"/>
+          <w:szCs w:val="28"/>
+        </w:rPr>
+      </w:pPr>
+      <w:r>
+        <w:rPr>
+          <w:sz w:val="28"/>
+          <w:szCs w:val="28"/>
+        </w:rPr>
+        <w:drawing>
+          <wp:inline distT="0" distB="0" distL="0" distR="0" wp14:anchorId="7381DF45" wp14:editId="13CE8E19">
+            <wp:extent cx="3847465" cy="3311189"/>
+            <wp:effectExtent l="0" t="0" r="0" b="0"/>
+            <wp:docPr id="5" name="Рисунок 5"/>
+            <wp:cNvGraphicFramePr>
+              <a:graphicFrameLocks xmlns:a="http://schemas.openxmlformats.org/drawingml/2006/main" noChangeAspect="1"/>
+            </wp:cNvGraphicFramePr>
+            <a:graphic xmlns:a="http://schemas.openxmlformats.org/drawingml/2006/main">
+              <a:graphicData uri="http://schemas.openxmlformats.org/drawingml/2006/picture">
+                <pic:pic xmlns:pic="http://schemas.openxmlformats.org/drawingml/2006/picture">
+                  <pic:nvPicPr>
+                    <pic:cNvPr id="1" name=""/>
+                    <pic:cNvPicPr/>
+                  </pic:nvPicPr>
+                  <pic:blipFill>
+                    <a:blip r:embed="rId10"/>
+                    <a:stretch>
+                      <a:fillRect/>
+                    </a:stretch>
+                  </pic:blipFill>
+                  <pic:spPr>
+                    <a:xfrm>
+                      <a:off x="0" y="0"/>
+                      <a:ext cx="3867935" cy="3328806"/>
+                    </a:xfrm>
+                    <a:prstGeom prst="rect">
+                      <a:avLst/>
+                    </a:prstGeom>
+                  </pic:spPr>
+                </pic:pic>
+              </a:graphicData>
+            </a:graphic>
+          </wp:inline>
+        </w:drawing>
+      </w:r>
+    </w:p>
+    <w:p>
+      <w:pPr>
+        <w:spacing w:line="360" w:lineRule="auto"/>
+        <w:jc w:val="center"/>
+        <w:rPr>
+          <w:sz w:val="28"/>
+          <w:szCs w:val="28"/>
+        </w:rPr>
+      </w:pPr>
+      <w:r>
+        <w:rPr>
+          <w:sz w:val="28"/>
+          <w:szCs w:val="28"/>
+        </w:rPr>
+        <w:t xml:space="preserve">Рисунок </w:t>
+      </w:r>
+      <w:r>
+        <w:rPr>
+          <w:sz w:val="28"/>
+          <w:szCs w:val="28"/>
+        </w:rPr>
+        <w:t>5</w:t>
+      </w:r>
+      <w:r>
+        <w:rPr>
+          <w:sz w:val="28"/>
+          <w:szCs w:val="28"/>
+        </w:rPr>
+        <w:t>. Выполнение примера 6.4.</w:t>
+      </w:r>
+      <w:r>
+        <w:rPr>
+          <w:sz w:val="28"/>
+          <w:szCs w:val="28"/>
+        </w:rPr>
+        <w:t xml:space="preserve"> Часть 2.</w:t>
+      </w:r>
+    </w:p>
+    <w:p>
+      <w:pPr>
+        <w:spacing w:line="360" w:lineRule="auto"/>
+        <w:ind w:firstLine="709"/>
+        <w:jc w:val="both"/>
+        <w:rPr>
+          <w:sz w:val="28"/>
+          <w:szCs w:val="28"/>
+        </w:rPr>
+      </w:pPr>
       <w:r>
         <w:rPr>
           <w:b/>
@@ -1277,77 +1791,9 @@
           <w:sz w:val="28"/>
           <w:szCs w:val="28"/>
         </w:rPr>
-        <w:t>.</w:t>
-      </w:r>
-      <w:r>
-        <w:rPr>
-          <w:sz w:val="28"/>
-          <w:szCs w:val="28"/>
-        </w:rPr>
-        <w:t xml:space="preserve"> В ходе выполнения данного примера </w:t>
-      </w:r>
-    </w:p>
-    <w:p>
-      <w:pPr>
-        <w:spacing w:line="360" w:lineRule="auto"/>
-        <w:jc w:val="center"/>
-        <w:rPr>
-          <w:sz w:val="28"/>
-          <w:szCs w:val="28"/>
-        </w:rPr>
-      </w:pPr>
-    </w:p>
-    <w:p>
-      <w:pPr>
-        <w:spacing w:line="360" w:lineRule="auto"/>
-        <w:jc w:val="center"/>
-        <w:rPr>
-          <w:sz w:val="28"/>
-          <w:szCs w:val="28"/>
-        </w:rPr>
-      </w:pPr>
-      <w:r>
-        <w:rPr>
-          <w:sz w:val="28"/>
-          <w:szCs w:val="28"/>
-        </w:rPr>
-        <w:t>Рисунок 1. Выполнение примера 6.</w:t>
-      </w:r>
-      <w:r>
-        <w:rPr>
-          <w:sz w:val="28"/>
-          <w:szCs w:val="28"/>
-        </w:rPr>
-        <w:t>3</w:t>
-      </w:r>
-      <w:r>
-        <w:rPr>
-          <w:sz w:val="28"/>
-          <w:szCs w:val="28"/>
-        </w:rPr>
-        <w:t>.</w:t>
-      </w:r>
-    </w:p>
-    <w:p>
-      <w:pPr>
-        <w:spacing w:line="360" w:lineRule="auto"/>
-        <w:jc w:val="center"/>
-        <w:rPr>
-          <w:sz w:val="28"/>
-          <w:szCs w:val="28"/>
-        </w:rPr>
-      </w:pPr>
-    </w:p>
-    <w:p>
-      <w:pPr>
-        <w:spacing w:line="360" w:lineRule="auto"/>
-        <w:ind w:firstLine="709"/>
-        <w:jc w:val="both"/>
-        <w:rPr>
-          <w:sz w:val="28"/>
-          <w:szCs w:val="28"/>
-        </w:rPr>
-      </w:pPr>
+        <w:lastRenderedPageBreak/>
+        <w:t>Пример</w:t>
+      </w:r>
       <w:r>
         <w:rPr>
           <w:b/>
@@ -1355,7 +1801,7 @@
           <w:sz w:val="28"/>
           <w:szCs w:val="28"/>
         </w:rPr>
-        <w:t>Пример</w:t>
+        <w:t xml:space="preserve"> 6.5</w:t>
       </w:r>
       <w:r>
         <w:rPr>
@@ -1364,24 +1810,6 @@
           <w:sz w:val="28"/>
           <w:szCs w:val="28"/>
         </w:rPr>
-        <w:t xml:space="preserve"> 6.</w:t>
-      </w:r>
-      <w:r>
-        <w:rPr>
-          <w:b/>
-          <w:bCs/>
-          <w:sz w:val="28"/>
-          <w:szCs w:val="28"/>
-        </w:rPr>
-        <w:t>4</w:t>
-      </w:r>
-      <w:r>
-        <w:rPr>
-          <w:b/>
-          <w:bCs/>
-          <w:sz w:val="28"/>
-          <w:szCs w:val="28"/>
-        </w:rPr>
         <w:t>.</w:t>
       </w:r>
       <w:r>
@@ -1389,21 +1817,7 @@
           <w:sz w:val="28"/>
           <w:szCs w:val="28"/>
         </w:rPr>
-        <w:t xml:space="preserve"> В ходе выполнения данного примера </w:t>
-      </w:r>
-      <w:r>
-        <w:rPr>
-          <w:sz w:val="28"/>
-          <w:szCs w:val="28"/>
-        </w:rPr>
-        <w:t xml:space="preserve">был реализован алгоритм построения полиномов Эрмита на массиве узловых точек при заданных </w:t>
-      </w:r>
-      <w:r>
-        <w:rPr>
-          <w:sz w:val="28"/>
-          <w:szCs w:val="28"/>
-        </w:rPr>
-        <w:t>производных</w:t>
+        <w:t xml:space="preserve"> В ходе выполнения данного примера была построена кривая Безье первых трех степеней для одного сегмента</w:t>
       </w:r>
       <w:r>
         <w:rPr>
@@ -1422,142 +1836,77 @@
           <w:szCs w:val="28"/>
         </w:rPr>
       </w:pPr>
-    </w:p>
-    <w:p>
-      <w:pPr>
-        <w:spacing w:line="360" w:lineRule="auto"/>
-        <w:jc w:val="center"/>
-        <w:rPr>
-          <w:sz w:val="28"/>
-          <w:szCs w:val="28"/>
-        </w:rPr>
-      </w:pPr>
-      <w:r>
-        <w:rPr>
-          <w:sz w:val="28"/>
-          <w:szCs w:val="28"/>
-        </w:rPr>
-        <w:t>Рисунок 1. Выполнение примера 6.</w:t>
-      </w:r>
-      <w:r>
-        <w:rPr>
-          <w:sz w:val="28"/>
-          <w:szCs w:val="28"/>
-        </w:rPr>
-        <w:t>4</w:t>
-      </w:r>
-      <w:r>
-        <w:rPr>
-          <w:sz w:val="28"/>
-          <w:szCs w:val="28"/>
-        </w:rPr>
-        <w:t>.</w:t>
-      </w:r>
-    </w:p>
-    <w:p>
-      <w:pPr>
-        <w:spacing w:line="360" w:lineRule="auto"/>
-        <w:jc w:val="center"/>
-        <w:rPr>
-          <w:sz w:val="28"/>
-          <w:szCs w:val="28"/>
-        </w:rPr>
-      </w:pPr>
-    </w:p>
-    <w:p>
-      <w:pPr>
-        <w:spacing w:line="360" w:lineRule="auto"/>
-        <w:ind w:firstLine="709"/>
-        <w:jc w:val="both"/>
-        <w:rPr>
-          <w:sz w:val="28"/>
-          <w:szCs w:val="28"/>
-        </w:rPr>
-      </w:pPr>
-      <w:r>
-        <w:rPr>
-          <w:b/>
-          <w:bCs/>
-          <w:sz w:val="28"/>
-          <w:szCs w:val="28"/>
-        </w:rPr>
-        <w:lastRenderedPageBreak/>
-        <w:t>Пример</w:t>
-      </w:r>
-      <w:r>
-        <w:rPr>
-          <w:b/>
-          <w:bCs/>
-          <w:sz w:val="28"/>
-          <w:szCs w:val="28"/>
-        </w:rPr>
-        <w:t xml:space="preserve"> 6.</w:t>
-      </w:r>
-      <w:r>
-        <w:rPr>
-          <w:b/>
-          <w:bCs/>
-          <w:sz w:val="28"/>
-          <w:szCs w:val="28"/>
-        </w:rPr>
-        <w:t>5</w:t>
-      </w:r>
-      <w:r>
-        <w:rPr>
-          <w:b/>
-          <w:bCs/>
-          <w:sz w:val="28"/>
-          <w:szCs w:val="28"/>
-        </w:rPr>
-        <w:t>.</w:t>
-      </w:r>
-      <w:r>
-        <w:rPr>
-          <w:sz w:val="28"/>
-          <w:szCs w:val="28"/>
-        </w:rPr>
-        <w:t xml:space="preserve"> В ходе выполнения данного примера был</w:t>
-      </w:r>
-      <w:r>
-        <w:rPr>
-          <w:sz w:val="28"/>
-          <w:szCs w:val="28"/>
-        </w:rPr>
-        <w:t>а построена кривая Безье первых трех степеней для одного сегмента</w:t>
-      </w:r>
-      <w:r>
-        <w:rPr>
-          <w:sz w:val="28"/>
-          <w:szCs w:val="28"/>
-        </w:rPr>
-        <w:t>.</w:t>
-      </w:r>
-    </w:p>
-    <w:p>
-      <w:pPr>
-        <w:spacing w:line="360" w:lineRule="auto"/>
-        <w:jc w:val="center"/>
-        <w:rPr>
-          <w:sz w:val="28"/>
-          <w:szCs w:val="28"/>
-        </w:rPr>
-      </w:pPr>
-    </w:p>
-    <w:p>
-      <w:pPr>
-        <w:spacing w:line="360" w:lineRule="auto"/>
-        <w:jc w:val="center"/>
-        <w:rPr>
-          <w:sz w:val="28"/>
-          <w:szCs w:val="28"/>
-        </w:rPr>
-      </w:pPr>
-      <w:r>
-        <w:rPr>
-          <w:sz w:val="28"/>
-          <w:szCs w:val="28"/>
-        </w:rPr>
-        <w:t>Рисунок 1. Выполнение примера 6.</w:t>
+      <w:r>
+        <w:rPr>
+          <w:sz w:val="28"/>
+          <w:szCs w:val="28"/>
+        </w:rPr>
+        <w:drawing>
+          <wp:inline distT="0" distB="0" distL="0" distR="0" wp14:anchorId="388E623F" wp14:editId="702C3AC6">
+            <wp:extent cx="5902036" cy="4024488"/>
+            <wp:effectExtent l="0" t="0" r="0" b="0"/>
+            <wp:docPr id="6" name="Рисунок 6"/>
+            <wp:cNvGraphicFramePr>
+              <a:graphicFrameLocks xmlns:a="http://schemas.openxmlformats.org/drawingml/2006/main" noChangeAspect="1"/>
+            </wp:cNvGraphicFramePr>
+            <a:graphic xmlns:a="http://schemas.openxmlformats.org/drawingml/2006/main">
+              <a:graphicData uri="http://schemas.openxmlformats.org/drawingml/2006/picture">
+                <pic:pic xmlns:pic="http://schemas.openxmlformats.org/drawingml/2006/picture">
+                  <pic:nvPicPr>
+                    <pic:cNvPr id="1" name=""/>
+                    <pic:cNvPicPr/>
+                  </pic:nvPicPr>
+                  <pic:blipFill>
+                    <a:blip r:embed="rId11"/>
+                    <a:stretch>
+                      <a:fillRect/>
+                    </a:stretch>
+                  </pic:blipFill>
+                  <pic:spPr>
+                    <a:xfrm>
+                      <a:off x="0" y="0"/>
+                      <a:ext cx="5913630" cy="4032394"/>
+                    </a:xfrm>
+                    <a:prstGeom prst="rect">
+                      <a:avLst/>
+                    </a:prstGeom>
+                  </pic:spPr>
+                </pic:pic>
+              </a:graphicData>
+            </a:graphic>
+          </wp:inline>
+        </w:drawing>
+      </w:r>
+    </w:p>
+    <w:p>
+      <w:pPr>
+        <w:spacing w:line="360" w:lineRule="auto"/>
+        <w:jc w:val="center"/>
+        <w:rPr>
+          <w:sz w:val="28"/>
+          <w:szCs w:val="28"/>
+        </w:rPr>
+      </w:pPr>
+      <w:r>
+        <w:rPr>
+          <w:sz w:val="28"/>
+          <w:szCs w:val="28"/>
+        </w:rPr>
+        <w:t xml:space="preserve">Рисунок </w:t>
+      </w:r>
+      <w:r>
+        <w:rPr>
+          <w:sz w:val="28"/>
+          <w:szCs w:val="28"/>
+        </w:rPr>
+        <w:t>6</w:t>
+      </w:r>
+      <w:r>
+        <w:rPr>
+          <w:sz w:val="28"/>
+          <w:szCs w:val="28"/>
+        </w:rPr>
+        <w:t>. Выполнение примера 6.</w:t>
       </w:r>
       <w:r>
         <w:rPr>
@@ -1799,34 +2148,56 @@
           <w:sz w:val="28"/>
           <w:szCs w:val="28"/>
         </w:rPr>
-        <w:t xml:space="preserve">на одном рисунке </w:t>
-      </w:r>
-      <w:r>
-        <w:rPr>
-          <w:sz w:val="28"/>
-          <w:szCs w:val="28"/>
-        </w:rPr>
-        <w:t>была построена кривая, заданная параметрически.</w:t>
-      </w:r>
-      <w:r>
-        <w:rPr>
-          <w:sz w:val="28"/>
-          <w:szCs w:val="28"/>
-        </w:rPr>
-        <w:t xml:space="preserve"> На другом рисунке была построена та же кривая, но с использованием явного представления.</w:t>
-      </w:r>
-      <w:r>
-        <w:rPr>
-          <w:sz w:val="28"/>
-          <w:szCs w:val="28"/>
-        </w:rPr>
-        <w:t xml:space="preserve"> </w:t>
-      </w:r>
-    </w:p>
-    <w:p>
-      <w:pPr>
-        <w:spacing w:line="360" w:lineRule="auto"/>
-        <w:jc w:val="both"/>
+        <w:t xml:space="preserve">была построена функция </w:t>
+      </w:r>
+      <w:r>
+        <w:rPr>
+          <w:sz w:val="28"/>
+          <w:szCs w:val="28"/>
+          <w:lang w:val="en-US"/>
+        </w:rPr>
+        <w:t>y(x)</w:t>
+      </w:r>
+      <w:r>
+        <w:rPr>
+          <w:sz w:val="28"/>
+          <w:szCs w:val="28"/>
+        </w:rPr>
+        <w:t xml:space="preserve">, на ней в интервале </w:t>
+      </w:r>
+      <w:r>
+        <w:rPr>
+          <w:sz w:val="28"/>
+          <w:szCs w:val="28"/>
+        </w:rPr>
+        <w:t>х=3.0</w:t>
+      </w:r>
+      <w:r>
+        <w:rPr>
+          <w:sz w:val="28"/>
+          <w:szCs w:val="28"/>
+        </w:rPr>
+        <w:t>…</w:t>
+      </w:r>
+      <w:r>
+        <w:rPr>
+          <w:sz w:val="28"/>
+          <w:szCs w:val="28"/>
+        </w:rPr>
+        <w:t xml:space="preserve">6.0 </w:t>
+      </w:r>
+      <w:r>
+        <w:rPr>
+          <w:sz w:val="28"/>
+          <w:szCs w:val="28"/>
+        </w:rPr>
+        <w:t>было построено 12 точек другим цветом.</w:t>
+      </w:r>
+    </w:p>
+    <w:p>
+      <w:pPr>
+        <w:spacing w:line="360" w:lineRule="auto"/>
+        <w:jc w:val="center"/>
         <w:rPr>
           <w:b/>
           <w:bCs/>
@@ -1834,22 +2205,78 @@
           <w:szCs w:val="28"/>
         </w:rPr>
       </w:pPr>
-    </w:p>
-    <w:p>
-      <w:pPr>
-        <w:spacing w:line="360" w:lineRule="auto"/>
-        <w:jc w:val="center"/>
-        <w:rPr>
-          <w:sz w:val="28"/>
-          <w:szCs w:val="28"/>
-        </w:rPr>
-      </w:pPr>
-      <w:r>
-        <w:rPr>
-          <w:sz w:val="28"/>
-          <w:szCs w:val="28"/>
-        </w:rPr>
-        <w:t>Рисунок 5. Выполнение задания 2.</w:t>
+      <w:r>
+        <w:rPr>
+          <w:sz w:val="28"/>
+          <w:szCs w:val="28"/>
+        </w:rPr>
+        <w:lastRenderedPageBreak/>
+        <w:drawing>
+          <wp:inline distT="0" distB="0" distL="0" distR="0" wp14:anchorId="449854DF" wp14:editId="3E427BB6">
+            <wp:extent cx="4251960" cy="4949373"/>
+            <wp:effectExtent l="0" t="0" r="0" b="0"/>
+            <wp:docPr id="7" name="Рисунок 7"/>
+            <wp:cNvGraphicFramePr>
+              <a:graphicFrameLocks xmlns:a="http://schemas.openxmlformats.org/drawingml/2006/main" noChangeAspect="1"/>
+            </wp:cNvGraphicFramePr>
+            <a:graphic xmlns:a="http://schemas.openxmlformats.org/drawingml/2006/main">
+              <a:graphicData uri="http://schemas.openxmlformats.org/drawingml/2006/picture">
+                <pic:pic xmlns:pic="http://schemas.openxmlformats.org/drawingml/2006/picture">
+                  <pic:nvPicPr>
+                    <pic:cNvPr id="1" name=""/>
+                    <pic:cNvPicPr/>
+                  </pic:nvPicPr>
+                  <pic:blipFill>
+                    <a:blip r:embed="rId12"/>
+                    <a:stretch>
+                      <a:fillRect/>
+                    </a:stretch>
+                  </pic:blipFill>
+                  <pic:spPr>
+                    <a:xfrm>
+                      <a:off x="0" y="0"/>
+                      <a:ext cx="4264641" cy="4964134"/>
+                    </a:xfrm>
+                    <a:prstGeom prst="rect">
+                      <a:avLst/>
+                    </a:prstGeom>
+                  </pic:spPr>
+                </pic:pic>
+              </a:graphicData>
+            </a:graphic>
+          </wp:inline>
+        </w:drawing>
+      </w:r>
+    </w:p>
+    <w:p>
+      <w:pPr>
+        <w:spacing w:line="360" w:lineRule="auto"/>
+        <w:jc w:val="center"/>
+        <w:rPr>
+          <w:sz w:val="28"/>
+          <w:szCs w:val="28"/>
+        </w:rPr>
+      </w:pPr>
+      <w:r>
+        <w:rPr>
+          <w:sz w:val="28"/>
+          <w:szCs w:val="28"/>
+        </w:rPr>
+        <w:t xml:space="preserve">Рисунок </w:t>
+      </w:r>
+      <w:r>
+        <w:rPr>
+          <w:sz w:val="28"/>
+          <w:szCs w:val="28"/>
+        </w:rPr>
+        <w:t>7</w:t>
+      </w:r>
+      <w:r>
+        <w:rPr>
+          <w:sz w:val="28"/>
+          <w:szCs w:val="28"/>
+        </w:rPr>
+        <w:t>. Выполнение задания 2.</w:t>
       </w:r>
     </w:p>
     <w:p>
@@ -1968,13 +2395,27 @@
           <w:sz w:val="28"/>
           <w:szCs w:val="28"/>
         </w:rPr>
-        <w:t xml:space="preserve">Для выполнения данного задания на одном рисунке была построена кривая, заданная параметрически. На другом рисунке была построена та же кривая, но с использованием явного представления. </w:t>
-      </w:r>
-    </w:p>
-    <w:p>
-      <w:pPr>
-        <w:spacing w:line="360" w:lineRule="auto"/>
-        <w:jc w:val="both"/>
+        <w:t xml:space="preserve">Для выполнения данного задания </w:t>
+      </w:r>
+      <w:r>
+        <w:rPr>
+          <w:sz w:val="28"/>
+          <w:szCs w:val="28"/>
+        </w:rPr>
+        <w:t>на копии рисунка задания 2 по полученным точкам был построен полином Лагранжа</w:t>
+      </w:r>
+      <w:r>
+        <w:rPr>
+          <w:sz w:val="28"/>
+          <w:szCs w:val="28"/>
+        </w:rPr>
+        <w:t xml:space="preserve">. </w:t>
+      </w:r>
+    </w:p>
+    <w:p>
+      <w:pPr>
+        <w:spacing w:line="360" w:lineRule="auto"/>
+        <w:jc w:val="center"/>
         <w:rPr>
           <w:b/>
           <w:bCs/>
@@ -1982,29 +2423,92 @@
           <w:szCs w:val="28"/>
         </w:rPr>
       </w:pPr>
-    </w:p>
-    <w:p>
-      <w:pPr>
-        <w:spacing w:line="360" w:lineRule="auto"/>
-        <w:jc w:val="center"/>
-        <w:rPr>
-          <w:sz w:val="28"/>
-          <w:szCs w:val="28"/>
-        </w:rPr>
-      </w:pPr>
-      <w:r>
-        <w:rPr>
-          <w:sz w:val="28"/>
-          <w:szCs w:val="28"/>
-        </w:rPr>
-        <w:t xml:space="preserve">Рисунок 5. Выполнение задания </w:t>
-      </w:r>
-      <w:r>
-        <w:rPr>
-          <w:sz w:val="28"/>
-          <w:szCs w:val="28"/>
-        </w:rPr>
-        <w:t>3.</w:t>
+      <w:r>
+        <w:rPr>
+          <w:sz w:val="28"/>
+          <w:szCs w:val="28"/>
+        </w:rPr>
+        <w:lastRenderedPageBreak/>
+        <w:drawing>
+          <wp:inline distT="0" distB="0" distL="0" distR="0" wp14:anchorId="04774843" wp14:editId="25D51835">
+            <wp:extent cx="4337223" cy="6172200"/>
+            <wp:effectExtent l="0" t="0" r="0" b="0"/>
+            <wp:docPr id="8" name="Рисунок 8"/>
+            <wp:cNvGraphicFramePr>
+              <a:graphicFrameLocks xmlns:a="http://schemas.openxmlformats.org/drawingml/2006/main" noChangeAspect="1"/>
+            </wp:cNvGraphicFramePr>
+            <a:graphic xmlns:a="http://schemas.openxmlformats.org/drawingml/2006/main">
+              <a:graphicData uri="http://schemas.openxmlformats.org/drawingml/2006/picture">
+                <pic:pic xmlns:pic="http://schemas.openxmlformats.org/drawingml/2006/picture">
+                  <pic:nvPicPr>
+                    <pic:cNvPr id="1" name=""/>
+                    <pic:cNvPicPr/>
+                  </pic:nvPicPr>
+                  <pic:blipFill>
+                    <a:blip r:embed="rId13"/>
+                    <a:stretch>
+                      <a:fillRect/>
+                    </a:stretch>
+                  </pic:blipFill>
+                  <pic:spPr>
+                    <a:xfrm>
+                      <a:off x="0" y="0"/>
+                      <a:ext cx="4350270" cy="6190766"/>
+                    </a:xfrm>
+                    <a:prstGeom prst="rect">
+                      <a:avLst/>
+                    </a:prstGeom>
+                  </pic:spPr>
+                </pic:pic>
+              </a:graphicData>
+            </a:graphic>
+          </wp:inline>
+        </w:drawing>
+      </w:r>
+    </w:p>
+    <w:p>
+      <w:pPr>
+        <w:spacing w:line="360" w:lineRule="auto"/>
+        <w:jc w:val="center"/>
+        <w:rPr>
+          <w:sz w:val="28"/>
+          <w:szCs w:val="28"/>
+        </w:rPr>
+      </w:pPr>
+      <w:r>
+        <w:rPr>
+          <w:sz w:val="28"/>
+          <w:szCs w:val="28"/>
+        </w:rPr>
+        <w:t xml:space="preserve">Рисунок </w:t>
+      </w:r>
+      <w:r>
+        <w:rPr>
+          <w:sz w:val="28"/>
+          <w:szCs w:val="28"/>
+        </w:rPr>
+        <w:t>8</w:t>
+      </w:r>
+      <w:r>
+        <w:rPr>
+          <w:sz w:val="28"/>
+          <w:szCs w:val="28"/>
+        </w:rPr>
+        <w:t xml:space="preserve">. Выполнение задания </w:t>
+      </w:r>
+      <w:r>
+        <w:rPr>
+          <w:sz w:val="28"/>
+          <w:szCs w:val="28"/>
+        </w:rPr>
+        <w:t>3</w:t>
+      </w:r>
+      <w:r>
+        <w:rPr>
+          <w:sz w:val="28"/>
+          <w:szCs w:val="28"/>
+        </w:rPr>
+        <w:t>.</w:t>
       </w:r>
     </w:p>
     <w:p>
@@ -2032,21 +2536,7 @@
           <w:sz w:val="28"/>
           <w:szCs w:val="28"/>
         </w:rPr>
-        <w:t xml:space="preserve">ЗАДАНИЕ </w:t>
-      </w:r>
-      <w:r>
-        <w:rPr>
-          <w:sz w:val="28"/>
-          <w:szCs w:val="28"/>
-        </w:rPr>
-        <w:t>4</w:t>
-      </w:r>
-      <w:r>
-        <w:rPr>
-          <w:sz w:val="28"/>
-          <w:szCs w:val="28"/>
-        </w:rPr>
-        <w:t xml:space="preserve"> (вариант 14).</w:t>
+        <w:t>ЗАДАНИЕ 4 (вариант 14).</w:t>
       </w:r>
     </w:p>
     <w:p>
@@ -2071,7 +2561,21 @@
           <w:sz w:val="28"/>
           <w:szCs w:val="28"/>
         </w:rPr>
-        <w:t>кривую эпициклоида (</w:t>
+        <w:t>кривую эпициклоид</w:t>
+      </w:r>
+      <w:r>
+        <w:rPr>
+          <w:sz w:val="28"/>
+          <w:szCs w:val="28"/>
+        </w:rPr>
+        <w:t>у</w:t>
+      </w:r>
+      <w:r>
+        <w:rPr>
+          <w:sz w:val="28"/>
+          <w:szCs w:val="28"/>
+        </w:rPr>
+        <w:t xml:space="preserve"> (</w:t>
       </w:r>
       <w:r>
         <w:rPr>
@@ -2120,15 +2624,7 @@
           <w:sz w:val="28"/>
           <w:szCs w:val="28"/>
         </w:rPr>
-        <w:t xml:space="preserve"> Построить на заданной замкнутой кривой другим цветом набор точек (не менее 12 точек). По полученным точкам на том же рисунке построить другим цветом </w:t>
-      </w:r>
-      <w:r>
-        <w:rPr>
-          <w:sz w:val="28"/>
-          <w:szCs w:val="28"/>
-        </w:rPr>
-        <w:lastRenderedPageBreak/>
-        <w:t>полином Лагранжа.</w:t>
+        <w:t xml:space="preserve"> Построить на заданной замкнутой кривой другим цветом набор точек (не менее 12 точек). По полученным точкам на том же рисунке построить другим цветом полином Лагранжа.</w:t>
       </w:r>
     </w:p>
     <w:p>
@@ -2163,13 +2659,28 @@
           <w:sz w:val="28"/>
           <w:szCs w:val="28"/>
         </w:rPr>
-        <w:t xml:space="preserve">Для выполнения данного задания на одном рисунке была построена кривая, заданная параметрически. На другом рисунке была построена та же кривая, но с использованием явного представления. </w:t>
-      </w:r>
-    </w:p>
-    <w:p>
-      <w:pPr>
-        <w:spacing w:line="360" w:lineRule="auto"/>
-        <w:jc w:val="both"/>
+        <w:t xml:space="preserve">Для выполнения данного задания </w:t>
+      </w:r>
+      <w:r>
+        <w:rPr>
+          <w:sz w:val="28"/>
+          <w:szCs w:val="28"/>
+        </w:rPr>
+        <w:t xml:space="preserve">была построена эпициклоида </w:t>
+      </w:r>
+      <w:r>
+        <w:rPr>
+          <w:sz w:val="28"/>
+          <w:szCs w:val="28"/>
+        </w:rPr>
+        <w:lastRenderedPageBreak/>
+        <w:t>согласно исходным данным. Далее на заданной кривой был построен набор точек другим цветом, по полученным точкам был построен полином Лагранжа.</w:t>
+      </w:r>
+    </w:p>
+    <w:p>
+      <w:pPr>
+        <w:spacing w:line="360" w:lineRule="auto"/>
+        <w:jc w:val="center"/>
         <w:rPr>
           <w:b/>
           <w:bCs/>
@@ -2177,29 +2688,204 @@
           <w:szCs w:val="28"/>
         </w:rPr>
       </w:pPr>
-    </w:p>
-    <w:p>
-      <w:pPr>
-        <w:spacing w:line="360" w:lineRule="auto"/>
-        <w:jc w:val="center"/>
-        <w:rPr>
-          <w:sz w:val="28"/>
-          <w:szCs w:val="28"/>
-        </w:rPr>
-      </w:pPr>
-      <w:r>
-        <w:rPr>
-          <w:sz w:val="28"/>
-          <w:szCs w:val="28"/>
-        </w:rPr>
-        <w:t xml:space="preserve">Рисунок 5. Выполнение задания </w:t>
-      </w:r>
-      <w:r>
-        <w:rPr>
-          <w:sz w:val="28"/>
-          <w:szCs w:val="28"/>
-        </w:rPr>
-        <w:t>4.</w:t>
+      <w:r>
+        <w:rPr>
+          <w:sz w:val="28"/>
+          <w:szCs w:val="28"/>
+          <w:lang w:val="en-US"/>
+        </w:rPr>
+        <w:drawing>
+          <wp:inline distT="0" distB="0" distL="0" distR="0" wp14:anchorId="1809D823" wp14:editId="1EA37BB5">
+            <wp:extent cx="4579255" cy="5859780"/>
+            <wp:effectExtent l="0" t="0" r="0" b="0"/>
+            <wp:docPr id="18" name="Рисунок 18"/>
+            <wp:cNvGraphicFramePr>
+              <a:graphicFrameLocks xmlns:a="http://schemas.openxmlformats.org/drawingml/2006/main" noChangeAspect="1"/>
+            </wp:cNvGraphicFramePr>
+            <a:graphic xmlns:a="http://schemas.openxmlformats.org/drawingml/2006/main">
+              <a:graphicData uri="http://schemas.openxmlformats.org/drawingml/2006/picture">
+                <pic:pic xmlns:pic="http://schemas.openxmlformats.org/drawingml/2006/picture">
+                  <pic:nvPicPr>
+                    <pic:cNvPr id="1" name=""/>
+                    <pic:cNvPicPr/>
+                  </pic:nvPicPr>
+                  <pic:blipFill>
+                    <a:blip r:embed="rId14"/>
+                    <a:stretch>
+                      <a:fillRect/>
+                    </a:stretch>
+                  </pic:blipFill>
+                  <pic:spPr>
+                    <a:xfrm>
+                      <a:off x="0" y="0"/>
+                      <a:ext cx="4590974" cy="5874776"/>
+                    </a:xfrm>
+                    <a:prstGeom prst="rect">
+                      <a:avLst/>
+                    </a:prstGeom>
+                  </pic:spPr>
+                </pic:pic>
+              </a:graphicData>
+            </a:graphic>
+          </wp:inline>
+        </w:drawing>
+      </w:r>
+    </w:p>
+    <w:p>
+      <w:pPr>
+        <w:spacing w:line="360" w:lineRule="auto"/>
+        <w:jc w:val="center"/>
+        <w:rPr>
+          <w:sz w:val="28"/>
+          <w:szCs w:val="28"/>
+        </w:rPr>
+      </w:pPr>
+      <w:r>
+        <w:rPr>
+          <w:sz w:val="28"/>
+          <w:szCs w:val="28"/>
+        </w:rPr>
+        <w:t xml:space="preserve">Рисунок </w:t>
+      </w:r>
+      <w:r>
+        <w:rPr>
+          <w:sz w:val="28"/>
+          <w:szCs w:val="28"/>
+        </w:rPr>
+        <w:t>9</w:t>
+      </w:r>
+      <w:r>
+        <w:rPr>
+          <w:sz w:val="28"/>
+          <w:szCs w:val="28"/>
+        </w:rPr>
+        <w:t xml:space="preserve">. Выполнение задания </w:t>
+      </w:r>
+      <w:r>
+        <w:rPr>
+          <w:sz w:val="28"/>
+          <w:szCs w:val="28"/>
+        </w:rPr>
+        <w:t>4</w:t>
+      </w:r>
+      <w:r>
+        <w:rPr>
+          <w:sz w:val="28"/>
+          <w:szCs w:val="28"/>
+        </w:rPr>
+        <w:t>.</w:t>
+      </w:r>
+      <w:r>
+        <w:rPr>
+          <w:sz w:val="28"/>
+          <w:szCs w:val="28"/>
+        </w:rPr>
+        <w:t xml:space="preserve"> Часть 1.</w:t>
+      </w:r>
+    </w:p>
+    <w:p>
+      <w:pPr>
+        <w:spacing w:line="360" w:lineRule="auto"/>
+        <w:jc w:val="center"/>
+        <w:rPr>
+          <w:sz w:val="28"/>
+          <w:szCs w:val="28"/>
+        </w:rPr>
+      </w:pPr>
+      <w:r>
+        <w:rPr>
+          <w:sz w:val="28"/>
+          <w:szCs w:val="28"/>
+          <w:lang w:val="en-US"/>
+        </w:rPr>
+        <w:lastRenderedPageBreak/>
+        <w:drawing>
+          <wp:inline distT="0" distB="0" distL="0" distR="0" wp14:anchorId="261C7871" wp14:editId="55B727E1">
+            <wp:extent cx="5295900" cy="4673186"/>
+            <wp:effectExtent l="0" t="0" r="0" b="0"/>
+            <wp:docPr id="10" name="Рисунок 10"/>
+            <wp:cNvGraphicFramePr>
+              <a:graphicFrameLocks xmlns:a="http://schemas.openxmlformats.org/drawingml/2006/main" noChangeAspect="1"/>
+            </wp:cNvGraphicFramePr>
+            <a:graphic xmlns:a="http://schemas.openxmlformats.org/drawingml/2006/main">
+              <a:graphicData uri="http://schemas.openxmlformats.org/drawingml/2006/picture">
+                <pic:pic xmlns:pic="http://schemas.openxmlformats.org/drawingml/2006/picture">
+                  <pic:nvPicPr>
+                    <pic:cNvPr id="1" name=""/>
+                    <pic:cNvPicPr/>
+                  </pic:nvPicPr>
+                  <pic:blipFill>
+                    <a:blip r:embed="rId15"/>
+                    <a:stretch>
+                      <a:fillRect/>
+                    </a:stretch>
+                  </pic:blipFill>
+                  <pic:spPr>
+                    <a:xfrm>
+                      <a:off x="0" y="0"/>
+                      <a:ext cx="5308481" cy="4684288"/>
+                    </a:xfrm>
+                    <a:prstGeom prst="rect">
+                      <a:avLst/>
+                    </a:prstGeom>
+                  </pic:spPr>
+                </pic:pic>
+              </a:graphicData>
+            </a:graphic>
+          </wp:inline>
+        </w:drawing>
+      </w:r>
+    </w:p>
+    <w:p>
+      <w:pPr>
+        <w:spacing w:line="360" w:lineRule="auto"/>
+        <w:jc w:val="center"/>
+        <w:rPr>
+          <w:sz w:val="28"/>
+          <w:szCs w:val="28"/>
+        </w:rPr>
+      </w:pPr>
+      <w:r>
+        <w:rPr>
+          <w:sz w:val="28"/>
+          <w:szCs w:val="28"/>
+        </w:rPr>
+        <w:t xml:space="preserve">Рисунок </w:t>
+      </w:r>
+      <w:r>
+        <w:rPr>
+          <w:sz w:val="28"/>
+          <w:szCs w:val="28"/>
+        </w:rPr>
+        <w:t>10</w:t>
+      </w:r>
+      <w:r>
+        <w:rPr>
+          <w:sz w:val="28"/>
+          <w:szCs w:val="28"/>
+        </w:rPr>
+        <w:t>.</w:t>
+      </w:r>
+      <w:r>
+        <w:rPr>
+          <w:sz w:val="28"/>
+          <w:szCs w:val="28"/>
+        </w:rPr>
+        <w:t xml:space="preserve"> Выполнение задания 4. Часть </w:t>
+      </w:r>
+      <w:r>
+        <w:rPr>
+          <w:sz w:val="28"/>
+          <w:szCs w:val="28"/>
+        </w:rPr>
+        <w:t>2</w:t>
+      </w:r>
+      <w:r>
+        <w:rPr>
+          <w:sz w:val="28"/>
+          <w:szCs w:val="28"/>
+        </w:rPr>
+        <w:t>.</w:t>
       </w:r>
     </w:p>
     <w:p>
@@ -2210,7 +2896,6 @@
         <w:rPr>
           <w:sz w:val="28"/>
           <w:szCs w:val="28"/>
-          <w:lang w:val="en-US"/>
         </w:rPr>
       </w:pPr>
     </w:p>
@@ -2310,13 +2995,27 @@
           <w:sz w:val="28"/>
           <w:szCs w:val="28"/>
         </w:rPr>
-        <w:t xml:space="preserve">Для выполнения данного задания на одном рисунке была построена кривая, заданная параметрически. На другом рисунке была построена та же кривая, но с использованием явного представления. </w:t>
-      </w:r>
-    </w:p>
-    <w:p>
-      <w:pPr>
-        <w:spacing w:line="360" w:lineRule="auto"/>
-        <w:jc w:val="both"/>
+        <w:t xml:space="preserve">Для выполнения данного задания </w:t>
+      </w:r>
+      <w:r>
+        <w:rPr>
+          <w:sz w:val="28"/>
+          <w:szCs w:val="28"/>
+        </w:rPr>
+        <w:t>на копии рисунка из задания 2 по полученным токам был построен полином Эрмита.</w:t>
+      </w:r>
+      <w:r>
+        <w:rPr>
+          <w:sz w:val="28"/>
+          <w:szCs w:val="28"/>
+        </w:rPr>
+        <w:t xml:space="preserve"> </w:t>
+      </w:r>
+    </w:p>
+    <w:p>
+      <w:pPr>
+        <w:spacing w:line="360" w:lineRule="auto"/>
+        <w:jc w:val="center"/>
         <w:rPr>
           <w:b/>
           <w:bCs/>
@@ -2324,22 +3023,85 @@
           <w:szCs w:val="28"/>
         </w:rPr>
       </w:pPr>
-    </w:p>
-    <w:p>
-      <w:pPr>
-        <w:spacing w:line="360" w:lineRule="auto"/>
-        <w:jc w:val="center"/>
-        <w:rPr>
-          <w:sz w:val="28"/>
-          <w:szCs w:val="28"/>
-        </w:rPr>
-      </w:pPr>
-      <w:r>
-        <w:rPr>
-          <w:sz w:val="28"/>
-          <w:szCs w:val="28"/>
-        </w:rPr>
-        <w:t xml:space="preserve">Рисунок 5. Выполнение задания </w:t>
+      <w:r>
+        <w:rPr>
+          <w:sz w:val="28"/>
+          <w:szCs w:val="28"/>
+        </w:rPr>
+        <w:lastRenderedPageBreak/>
+        <w:drawing>
+          <wp:inline distT="0" distB="0" distL="0" distR="0" wp14:anchorId="64414347" wp14:editId="28021696">
+            <wp:extent cx="5940425" cy="6984365"/>
+            <wp:effectExtent l="0" t="0" r="0" b="0"/>
+            <wp:docPr id="19" name="Рисунок 19"/>
+            <wp:cNvGraphicFramePr>
+              <a:graphicFrameLocks xmlns:a="http://schemas.openxmlformats.org/drawingml/2006/main" noChangeAspect="1"/>
+            </wp:cNvGraphicFramePr>
+            <a:graphic xmlns:a="http://schemas.openxmlformats.org/drawingml/2006/main">
+              <a:graphicData uri="http://schemas.openxmlformats.org/drawingml/2006/picture">
+                <pic:pic xmlns:pic="http://schemas.openxmlformats.org/drawingml/2006/picture">
+                  <pic:nvPicPr>
+                    <pic:cNvPr id="1" name=""/>
+                    <pic:cNvPicPr/>
+                  </pic:nvPicPr>
+                  <pic:blipFill>
+                    <a:blip r:embed="rId16"/>
+                    <a:stretch>
+                      <a:fillRect/>
+                    </a:stretch>
+                  </pic:blipFill>
+                  <pic:spPr>
+                    <a:xfrm>
+                      <a:off x="0" y="0"/>
+                      <a:ext cx="5940425" cy="6984365"/>
+                    </a:xfrm>
+                    <a:prstGeom prst="rect">
+                      <a:avLst/>
+                    </a:prstGeom>
+                  </pic:spPr>
+                </pic:pic>
+              </a:graphicData>
+            </a:graphic>
+          </wp:inline>
+        </w:drawing>
+      </w:r>
+    </w:p>
+    <w:p>
+      <w:pPr>
+        <w:spacing w:line="360" w:lineRule="auto"/>
+        <w:jc w:val="center"/>
+        <w:rPr>
+          <w:sz w:val="28"/>
+          <w:szCs w:val="28"/>
+        </w:rPr>
+      </w:pPr>
+      <w:r>
+        <w:rPr>
+          <w:sz w:val="28"/>
+          <w:szCs w:val="28"/>
+        </w:rPr>
+        <w:t>Рисунок 1</w:t>
+      </w:r>
+      <w:r>
+        <w:rPr>
+          <w:sz w:val="28"/>
+          <w:szCs w:val="28"/>
+        </w:rPr>
+        <w:t>1</w:t>
+      </w:r>
+      <w:r>
+        <w:rPr>
+          <w:sz w:val="28"/>
+          <w:szCs w:val="28"/>
+        </w:rPr>
+        <w:t>.</w:t>
+      </w:r>
+      <w:r>
+        <w:rPr>
+          <w:sz w:val="28"/>
+          <w:szCs w:val="28"/>
+        </w:rPr>
+        <w:t xml:space="preserve"> Выполнение задания </w:t>
       </w:r>
       <w:r>
         <w:rPr>
@@ -2353,6 +3115,20 @@
           <w:sz w:val="28"/>
           <w:szCs w:val="28"/>
         </w:rPr>
+        <w:t xml:space="preserve">. Часть </w:t>
+      </w:r>
+      <w:r>
+        <w:rPr>
+          <w:sz w:val="28"/>
+          <w:szCs w:val="28"/>
+        </w:rPr>
+        <w:t>1</w:t>
+      </w:r>
+      <w:r>
+        <w:rPr>
+          <w:sz w:val="28"/>
+          <w:szCs w:val="28"/>
+        </w:rPr>
         <w:t>.</w:t>
       </w:r>
     </w:p>
@@ -2380,21 +3156,114 @@
           <w:sz w:val="28"/>
           <w:szCs w:val="28"/>
         </w:rPr>
-        <w:t xml:space="preserve">ЗАДАНИЕ </w:t>
-      </w:r>
-      <w:r>
-        <w:rPr>
-          <w:sz w:val="28"/>
-          <w:szCs w:val="28"/>
-        </w:rPr>
-        <w:t xml:space="preserve">6 </w:t>
-      </w:r>
-      <w:r>
-        <w:rPr>
-          <w:sz w:val="28"/>
-          <w:szCs w:val="28"/>
-        </w:rPr>
-        <w:t>(вариант 14).</w:t>
+        <w:lastRenderedPageBreak/>
+        <w:drawing>
+          <wp:inline distT="0" distB="0" distL="0" distR="0" wp14:anchorId="0F905B50" wp14:editId="2F5A5FDB">
+            <wp:extent cx="4069080" cy="2950084"/>
+            <wp:effectExtent l="0" t="0" r="0" b="0"/>
+            <wp:docPr id="20" name="Рисунок 20"/>
+            <wp:cNvGraphicFramePr>
+              <a:graphicFrameLocks xmlns:a="http://schemas.openxmlformats.org/drawingml/2006/main" noChangeAspect="1"/>
+            </wp:cNvGraphicFramePr>
+            <a:graphic xmlns:a="http://schemas.openxmlformats.org/drawingml/2006/main">
+              <a:graphicData uri="http://schemas.openxmlformats.org/drawingml/2006/picture">
+                <pic:pic xmlns:pic="http://schemas.openxmlformats.org/drawingml/2006/picture">
+                  <pic:nvPicPr>
+                    <pic:cNvPr id="1" name=""/>
+                    <pic:cNvPicPr/>
+                  </pic:nvPicPr>
+                  <pic:blipFill>
+                    <a:blip r:embed="rId17"/>
+                    <a:stretch>
+                      <a:fillRect/>
+                    </a:stretch>
+                  </pic:blipFill>
+                  <pic:spPr>
+                    <a:xfrm>
+                      <a:off x="0" y="0"/>
+                      <a:ext cx="4077735" cy="2956359"/>
+                    </a:xfrm>
+                    <a:prstGeom prst="rect">
+                      <a:avLst/>
+                    </a:prstGeom>
+                  </pic:spPr>
+                </pic:pic>
+              </a:graphicData>
+            </a:graphic>
+          </wp:inline>
+        </w:drawing>
+      </w:r>
+    </w:p>
+    <w:p>
+      <w:pPr>
+        <w:spacing w:line="360" w:lineRule="auto"/>
+        <w:jc w:val="center"/>
+        <w:rPr>
+          <w:sz w:val="28"/>
+          <w:szCs w:val="28"/>
+        </w:rPr>
+      </w:pPr>
+      <w:r>
+        <w:rPr>
+          <w:sz w:val="28"/>
+          <w:szCs w:val="28"/>
+        </w:rPr>
+        <w:t xml:space="preserve">Рисунок </w:t>
+      </w:r>
+      <w:r>
+        <w:rPr>
+          <w:sz w:val="28"/>
+          <w:szCs w:val="28"/>
+        </w:rPr>
+        <w:t>12</w:t>
+      </w:r>
+      <w:r>
+        <w:rPr>
+          <w:sz w:val="28"/>
+          <w:szCs w:val="28"/>
+        </w:rPr>
+        <w:t xml:space="preserve">. Выполнение задания 5. Часть </w:t>
+      </w:r>
+      <w:r>
+        <w:rPr>
+          <w:sz w:val="28"/>
+          <w:szCs w:val="28"/>
+        </w:rPr>
+        <w:t>2</w:t>
+      </w:r>
+      <w:r>
+        <w:rPr>
+          <w:sz w:val="28"/>
+          <w:szCs w:val="28"/>
+        </w:rPr>
+        <w:t>.</w:t>
+      </w:r>
+    </w:p>
+    <w:p>
+      <w:pPr>
+        <w:spacing w:line="360" w:lineRule="auto"/>
+        <w:jc w:val="center"/>
+        <w:rPr>
+          <w:sz w:val="28"/>
+          <w:szCs w:val="28"/>
+        </w:rPr>
+      </w:pPr>
+    </w:p>
+    <w:p>
+      <w:pPr>
+        <w:spacing w:line="360" w:lineRule="auto"/>
+        <w:jc w:val="center"/>
+        <w:rPr>
+          <w:sz w:val="28"/>
+          <w:szCs w:val="28"/>
+        </w:rPr>
+      </w:pPr>
+      <w:r>
+        <w:rPr>
+          <w:sz w:val="28"/>
+          <w:szCs w:val="28"/>
+        </w:rPr>
+        <w:t>ЗАДАНИЕ 6 (вариант 14).</w:t>
       </w:r>
     </w:p>
     <w:p>
@@ -2461,7 +3330,265 @@
           <w:sz w:val="28"/>
           <w:szCs w:val="28"/>
         </w:rPr>
-        <w:t xml:space="preserve">Для выполнения данного задания на одном рисунке была построена кривая, заданная параметрически. На другом рисунке была построена та же кривая, но с использованием явного представления. </w:t>
+        <w:t xml:space="preserve">Для выполнения данного задания </w:t>
+      </w:r>
+      <w:proofErr w:type="gramStart"/>
+      <w:r>
+        <w:rPr>
+          <w:sz w:val="28"/>
+          <w:szCs w:val="28"/>
+        </w:rPr>
+        <w:t>на</w:t>
+      </w:r>
+      <w:r>
+        <w:rPr>
+          <w:sz w:val="28"/>
+          <w:szCs w:val="28"/>
+        </w:rPr>
+        <w:t xml:space="preserve"> копии</w:t>
+      </w:r>
+      <w:proofErr w:type="gramEnd"/>
+      <w:r>
+        <w:rPr>
+          <w:sz w:val="28"/>
+          <w:szCs w:val="28"/>
+        </w:rPr>
+        <w:t xml:space="preserve"> построенного в задании 2 рисунка по полученным точкам была построена кривая Безье третьей степени другим цветом.</w:t>
+      </w:r>
+    </w:p>
+    <w:p>
+      <w:pPr>
+        <w:spacing w:line="360" w:lineRule="auto"/>
+        <w:jc w:val="center"/>
+        <w:rPr>
+          <w:sz w:val="28"/>
+          <w:szCs w:val="28"/>
+        </w:rPr>
+      </w:pPr>
+      <w:r>
+        <w:rPr>
+          <w:sz w:val="28"/>
+          <w:szCs w:val="28"/>
+        </w:rPr>
+        <w:lastRenderedPageBreak/>
+        <w:drawing>
+          <wp:inline distT="0" distB="0" distL="0" distR="0" wp14:anchorId="2C8087BE" wp14:editId="33CD686E">
+            <wp:extent cx="5135142" cy="5029200"/>
+            <wp:effectExtent l="0" t="0" r="0" b="0"/>
+            <wp:docPr id="13" name="Рисунок 13"/>
+            <wp:cNvGraphicFramePr>
+              <a:graphicFrameLocks xmlns:a="http://schemas.openxmlformats.org/drawingml/2006/main" noChangeAspect="1"/>
+            </wp:cNvGraphicFramePr>
+            <a:graphic xmlns:a="http://schemas.openxmlformats.org/drawingml/2006/main">
+              <a:graphicData uri="http://schemas.openxmlformats.org/drawingml/2006/picture">
+                <pic:pic xmlns:pic="http://schemas.openxmlformats.org/drawingml/2006/picture">
+                  <pic:nvPicPr>
+                    <pic:cNvPr id="1" name=""/>
+                    <pic:cNvPicPr/>
+                  </pic:nvPicPr>
+                  <pic:blipFill>
+                    <a:blip r:embed="rId18"/>
+                    <a:stretch>
+                      <a:fillRect/>
+                    </a:stretch>
+                  </pic:blipFill>
+                  <pic:spPr>
+                    <a:xfrm>
+                      <a:off x="0" y="0"/>
+                      <a:ext cx="5147982" cy="5041775"/>
+                    </a:xfrm>
+                    <a:prstGeom prst="rect">
+                      <a:avLst/>
+                    </a:prstGeom>
+                  </pic:spPr>
+                </pic:pic>
+              </a:graphicData>
+            </a:graphic>
+          </wp:inline>
+        </w:drawing>
+      </w:r>
+    </w:p>
+    <w:p>
+      <w:pPr>
+        <w:spacing w:line="360" w:lineRule="auto"/>
+        <w:jc w:val="center"/>
+        <w:rPr>
+          <w:sz w:val="28"/>
+          <w:szCs w:val="28"/>
+        </w:rPr>
+      </w:pPr>
+      <w:r>
+        <w:rPr>
+          <w:sz w:val="28"/>
+          <w:szCs w:val="28"/>
+        </w:rPr>
+        <w:t>Рисунок 1</w:t>
+      </w:r>
+      <w:r>
+        <w:rPr>
+          <w:sz w:val="28"/>
+          <w:szCs w:val="28"/>
+        </w:rPr>
+        <w:t>3</w:t>
+      </w:r>
+      <w:r>
+        <w:rPr>
+          <w:sz w:val="28"/>
+          <w:szCs w:val="28"/>
+        </w:rPr>
+        <w:t xml:space="preserve">. Выполнение задания </w:t>
+      </w:r>
+      <w:r>
+        <w:rPr>
+          <w:sz w:val="28"/>
+          <w:szCs w:val="28"/>
+        </w:rPr>
+        <w:t>6</w:t>
+      </w:r>
+      <w:r>
+        <w:rPr>
+          <w:sz w:val="28"/>
+          <w:szCs w:val="28"/>
+        </w:rPr>
+        <w:t xml:space="preserve">. Часть </w:t>
+      </w:r>
+      <w:r>
+        <w:rPr>
+          <w:sz w:val="28"/>
+          <w:szCs w:val="28"/>
+        </w:rPr>
+        <w:t>1</w:t>
+      </w:r>
+      <w:r>
+        <w:rPr>
+          <w:sz w:val="28"/>
+          <w:szCs w:val="28"/>
+        </w:rPr>
+        <w:t>.</w:t>
+      </w:r>
+    </w:p>
+    <w:p>
+      <w:pPr>
+        <w:spacing w:line="360" w:lineRule="auto"/>
+        <w:jc w:val="center"/>
+        <w:rPr>
+          <w:sz w:val="28"/>
+          <w:szCs w:val="28"/>
+        </w:rPr>
+      </w:pPr>
+    </w:p>
+    <w:p>
+      <w:pPr>
+        <w:spacing w:line="360" w:lineRule="auto"/>
+        <w:jc w:val="center"/>
+        <w:rPr>
+          <w:sz w:val="28"/>
+          <w:szCs w:val="28"/>
+        </w:rPr>
+      </w:pPr>
+      <w:r>
+        <w:rPr>
+          <w:sz w:val="28"/>
+          <w:szCs w:val="28"/>
+        </w:rPr>
+        <w:drawing>
+          <wp:inline distT="0" distB="0" distL="0" distR="0" wp14:anchorId="15FD3C2C" wp14:editId="5BBAC5CD">
+            <wp:extent cx="4183380" cy="3074783"/>
+            <wp:effectExtent l="0" t="0" r="0" b="0"/>
+            <wp:docPr id="14" name="Рисунок 14"/>
+            <wp:cNvGraphicFramePr>
+              <a:graphicFrameLocks xmlns:a="http://schemas.openxmlformats.org/drawingml/2006/main" noChangeAspect="1"/>
+            </wp:cNvGraphicFramePr>
+            <a:graphic xmlns:a="http://schemas.openxmlformats.org/drawingml/2006/main">
+              <a:graphicData uri="http://schemas.openxmlformats.org/drawingml/2006/picture">
+                <pic:pic xmlns:pic="http://schemas.openxmlformats.org/drawingml/2006/picture">
+                  <pic:nvPicPr>
+                    <pic:cNvPr id="1" name=""/>
+                    <pic:cNvPicPr/>
+                  </pic:nvPicPr>
+                  <pic:blipFill>
+                    <a:blip r:embed="rId19"/>
+                    <a:stretch>
+                      <a:fillRect/>
+                    </a:stretch>
+                  </pic:blipFill>
+                  <pic:spPr>
+                    <a:xfrm>
+                      <a:off x="0" y="0"/>
+                      <a:ext cx="4194676" cy="3083085"/>
+                    </a:xfrm>
+                    <a:prstGeom prst="rect">
+                      <a:avLst/>
+                    </a:prstGeom>
+                  </pic:spPr>
+                </pic:pic>
+              </a:graphicData>
+            </a:graphic>
+          </wp:inline>
+        </w:drawing>
+      </w:r>
+    </w:p>
+    <w:p>
+      <w:pPr>
+        <w:spacing w:line="360" w:lineRule="auto"/>
+        <w:jc w:val="center"/>
+        <w:rPr>
+          <w:sz w:val="28"/>
+          <w:szCs w:val="28"/>
+        </w:rPr>
+      </w:pPr>
+      <w:r>
+        <w:rPr>
+          <w:sz w:val="28"/>
+          <w:szCs w:val="28"/>
+        </w:rPr>
+        <w:t>Рисунок 1</w:t>
+      </w:r>
+      <w:r>
+        <w:rPr>
+          <w:sz w:val="28"/>
+          <w:szCs w:val="28"/>
+        </w:rPr>
+        <w:t>4</w:t>
+      </w:r>
+      <w:r>
+        <w:rPr>
+          <w:sz w:val="28"/>
+          <w:szCs w:val="28"/>
+        </w:rPr>
+        <w:t xml:space="preserve">. Выполнение задания 6. Часть </w:t>
+      </w:r>
+      <w:r>
+        <w:rPr>
+          <w:sz w:val="28"/>
+          <w:szCs w:val="28"/>
+        </w:rPr>
+        <w:t>2</w:t>
+      </w:r>
+      <w:r>
+        <w:rPr>
+          <w:sz w:val="28"/>
+          <w:szCs w:val="28"/>
+        </w:rPr>
+        <w:t>.</w:t>
+      </w:r>
+    </w:p>
+    <w:p>
+      <w:pPr>
+        <w:spacing w:line="360" w:lineRule="auto"/>
+        <w:jc w:val="center"/>
+        <w:rPr>
+          <w:sz w:val="28"/>
+          <w:szCs w:val="28"/>
+        </w:rPr>
+      </w:pPr>
+      <w:r>
+        <w:rPr>
+          <w:sz w:val="28"/>
+          <w:szCs w:val="28"/>
+        </w:rPr>
+        <w:lastRenderedPageBreak/>
+        <w:t>ЗАДАНИЕ 7 (вариант 14).</w:t>
       </w:r>
     </w:p>
     <w:p>
@@ -2474,36 +3601,29 @@
           <w:szCs w:val="28"/>
         </w:rPr>
       </w:pPr>
-    </w:p>
-    <w:p>
-      <w:pPr>
-        <w:spacing w:line="360" w:lineRule="auto"/>
-        <w:jc w:val="center"/>
-        <w:rPr>
-          <w:sz w:val="28"/>
-          <w:szCs w:val="28"/>
-        </w:rPr>
-      </w:pPr>
-      <w:r>
-        <w:rPr>
-          <w:sz w:val="28"/>
-          <w:szCs w:val="28"/>
-        </w:rPr>
-        <w:t xml:space="preserve">Рисунок 5. Выполнение задания </w:t>
-      </w:r>
-      <w:r>
-        <w:rPr>
-          <w:sz w:val="28"/>
-          <w:szCs w:val="28"/>
-        </w:rPr>
-        <w:t>6</w:t>
-      </w:r>
-      <w:r>
-        <w:rPr>
-          <w:sz w:val="28"/>
-          <w:szCs w:val="28"/>
-        </w:rPr>
-        <w:t>.</w:t>
+      <w:r>
+        <w:rPr>
+          <w:sz w:val="28"/>
+          <w:szCs w:val="28"/>
+        </w:rPr>
+        <w:t>На копии построенного в п. 2 рисунка по полученным точкам построить другим цветом кубический В-сплайн.</w:t>
+      </w:r>
+    </w:p>
+    <w:p>
+      <w:pPr>
+        <w:spacing w:line="360" w:lineRule="auto"/>
+        <w:jc w:val="center"/>
+        <w:rPr>
+          <w:sz w:val="28"/>
+          <w:szCs w:val="28"/>
+        </w:rPr>
+      </w:pPr>
+      <w:r>
+        <w:rPr>
+          <w:sz w:val="28"/>
+          <w:szCs w:val="28"/>
+        </w:rPr>
+        <w:t>ВЫПОЛНЕНИЕ РАБОТЫ:</w:t>
       </w:r>
     </w:p>
     <w:p>
@@ -2516,22 +3636,116 @@
           <w:szCs w:val="28"/>
         </w:rPr>
       </w:pPr>
-    </w:p>
-    <w:p>
-      <w:pPr>
-        <w:spacing w:line="360" w:lineRule="auto"/>
-        <w:jc w:val="center"/>
-        <w:rPr>
-          <w:sz w:val="28"/>
-          <w:szCs w:val="28"/>
-        </w:rPr>
-      </w:pPr>
-      <w:r>
-        <w:rPr>
-          <w:sz w:val="28"/>
-          <w:szCs w:val="28"/>
-        </w:rPr>
-        <w:t xml:space="preserve">ЗАДАНИЕ </w:t>
+      <w:r>
+        <w:rPr>
+          <w:sz w:val="28"/>
+          <w:szCs w:val="28"/>
+        </w:rPr>
+        <w:t xml:space="preserve">Для выполнения данного задания </w:t>
+      </w:r>
+      <w:r>
+        <w:rPr>
+          <w:sz w:val="28"/>
+          <w:szCs w:val="28"/>
+        </w:rPr>
+        <w:t xml:space="preserve">на копии рисунка задания 2 по полученным точкам был построен кубический </w:t>
+      </w:r>
+      <w:r>
+        <w:rPr>
+          <w:sz w:val="28"/>
+          <w:szCs w:val="28"/>
+          <w:lang w:val="en-US"/>
+        </w:rPr>
+        <w:t>B</w:t>
+      </w:r>
+      <w:r>
+        <w:rPr>
+          <w:sz w:val="28"/>
+          <w:szCs w:val="28"/>
+        </w:rPr>
+        <w:t>-сплайн.</w:t>
+      </w:r>
+    </w:p>
+    <w:p>
+      <w:pPr>
+        <w:spacing w:line="360" w:lineRule="auto"/>
+        <w:jc w:val="center"/>
+        <w:rPr>
+          <w:sz w:val="28"/>
+          <w:szCs w:val="28"/>
+        </w:rPr>
+      </w:pPr>
+      <w:r>
+        <w:rPr>
+          <w:sz w:val="28"/>
+          <w:szCs w:val="28"/>
+        </w:rPr>
+        <w:drawing>
+          <wp:inline distT="0" distB="0" distL="0" distR="0" wp14:anchorId="67D846D5" wp14:editId="789B209F">
+            <wp:extent cx="3205514" cy="5768340"/>
+            <wp:effectExtent l="0" t="0" r="0" b="0"/>
+            <wp:docPr id="15" name="Рисунок 15"/>
+            <wp:cNvGraphicFramePr>
+              <a:graphicFrameLocks xmlns:a="http://schemas.openxmlformats.org/drawingml/2006/main" noChangeAspect="1"/>
+            </wp:cNvGraphicFramePr>
+            <a:graphic xmlns:a="http://schemas.openxmlformats.org/drawingml/2006/main">
+              <a:graphicData uri="http://schemas.openxmlformats.org/drawingml/2006/picture">
+                <pic:pic xmlns:pic="http://schemas.openxmlformats.org/drawingml/2006/picture">
+                  <pic:nvPicPr>
+                    <pic:cNvPr id="1" name=""/>
+                    <pic:cNvPicPr/>
+                  </pic:nvPicPr>
+                  <pic:blipFill>
+                    <a:blip r:embed="rId20"/>
+                    <a:stretch>
+                      <a:fillRect/>
+                    </a:stretch>
+                  </pic:blipFill>
+                  <pic:spPr>
+                    <a:xfrm>
+                      <a:off x="0" y="0"/>
+                      <a:ext cx="3212899" cy="5781629"/>
+                    </a:xfrm>
+                    <a:prstGeom prst="rect">
+                      <a:avLst/>
+                    </a:prstGeom>
+                  </pic:spPr>
+                </pic:pic>
+              </a:graphicData>
+            </a:graphic>
+          </wp:inline>
+        </w:drawing>
+      </w:r>
+    </w:p>
+    <w:p>
+      <w:pPr>
+        <w:spacing w:line="360" w:lineRule="auto"/>
+        <w:jc w:val="center"/>
+        <w:rPr>
+          <w:sz w:val="28"/>
+          <w:szCs w:val="28"/>
+        </w:rPr>
+      </w:pPr>
+      <w:r>
+        <w:rPr>
+          <w:sz w:val="28"/>
+          <w:szCs w:val="28"/>
+        </w:rPr>
+        <w:t>Рисунок 1</w:t>
+      </w:r>
+      <w:r>
+        <w:rPr>
+          <w:sz w:val="28"/>
+          <w:szCs w:val="28"/>
+        </w:rPr>
+        <w:t>5</w:t>
+      </w:r>
+      <w:r>
+        <w:rPr>
+          <w:sz w:val="28"/>
+          <w:szCs w:val="28"/>
+        </w:rPr>
+        <w:t xml:space="preserve">. Выполнение задания </w:t>
       </w:r>
       <w:r>
         <w:rPr>
@@ -2545,7 +3759,135 @@
           <w:sz w:val="28"/>
           <w:szCs w:val="28"/>
         </w:rPr>
-        <w:t xml:space="preserve"> (вариант 14).</w:t>
+        <w:t>.</w:t>
+      </w:r>
+      <w:r>
+        <w:rPr>
+          <w:sz w:val="28"/>
+          <w:szCs w:val="28"/>
+        </w:rPr>
+        <w:t xml:space="preserve"> Часть 1.</w:t>
+      </w:r>
+    </w:p>
+    <w:p>
+      <w:pPr>
+        <w:spacing w:line="360" w:lineRule="auto"/>
+        <w:jc w:val="center"/>
+        <w:rPr>
+          <w:sz w:val="28"/>
+          <w:szCs w:val="28"/>
+        </w:rPr>
+      </w:pPr>
+      <w:r>
+        <w:rPr>
+          <w:sz w:val="28"/>
+          <w:szCs w:val="28"/>
+          <w:lang w:val="en-US"/>
+        </w:rPr>
+        <w:lastRenderedPageBreak/>
+        <w:drawing>
+          <wp:inline distT="0" distB="0" distL="0" distR="0" wp14:anchorId="0988E0B2" wp14:editId="1CF53974">
+            <wp:extent cx="4762500" cy="7293675"/>
+            <wp:effectExtent l="0" t="0" r="0" b="0"/>
+            <wp:docPr id="17" name="Рисунок 17"/>
+            <wp:cNvGraphicFramePr>
+              <a:graphicFrameLocks xmlns:a="http://schemas.openxmlformats.org/drawingml/2006/main" noChangeAspect="1"/>
+            </wp:cNvGraphicFramePr>
+            <a:graphic xmlns:a="http://schemas.openxmlformats.org/drawingml/2006/main">
+              <a:graphicData uri="http://schemas.openxmlformats.org/drawingml/2006/picture">
+                <pic:pic xmlns:pic="http://schemas.openxmlformats.org/drawingml/2006/picture">
+                  <pic:nvPicPr>
+                    <pic:cNvPr id="1" name=""/>
+                    <pic:cNvPicPr/>
+                  </pic:nvPicPr>
+                  <pic:blipFill>
+                    <a:blip r:embed="rId21"/>
+                    <a:stretch>
+                      <a:fillRect/>
+                    </a:stretch>
+                  </pic:blipFill>
+                  <pic:spPr>
+                    <a:xfrm>
+                      <a:off x="0" y="0"/>
+                      <a:ext cx="4774355" cy="7311831"/>
+                    </a:xfrm>
+                    <a:prstGeom prst="rect">
+                      <a:avLst/>
+                    </a:prstGeom>
+                  </pic:spPr>
+                </pic:pic>
+              </a:graphicData>
+            </a:graphic>
+          </wp:inline>
+        </w:drawing>
+      </w:r>
+    </w:p>
+    <w:p>
+      <w:pPr>
+        <w:spacing w:line="360" w:lineRule="auto"/>
+        <w:jc w:val="center"/>
+        <w:rPr>
+          <w:sz w:val="28"/>
+          <w:szCs w:val="28"/>
+        </w:rPr>
+      </w:pPr>
+      <w:r>
+        <w:rPr>
+          <w:sz w:val="28"/>
+          <w:szCs w:val="28"/>
+        </w:rPr>
+        <w:t>Рисунок 1</w:t>
+      </w:r>
+      <w:r>
+        <w:rPr>
+          <w:sz w:val="28"/>
+          <w:szCs w:val="28"/>
+        </w:rPr>
+        <w:t>6</w:t>
+      </w:r>
+      <w:r>
+        <w:rPr>
+          <w:sz w:val="28"/>
+          <w:szCs w:val="28"/>
+        </w:rPr>
+        <w:t xml:space="preserve">. Выполнение задания 7. Часть </w:t>
+      </w:r>
+      <w:r>
+        <w:rPr>
+          <w:sz w:val="28"/>
+          <w:szCs w:val="28"/>
+        </w:rPr>
+        <w:t>2</w:t>
+      </w:r>
+      <w:r>
+        <w:rPr>
+          <w:sz w:val="28"/>
+          <w:szCs w:val="28"/>
+        </w:rPr>
+        <w:t>.</w:t>
+      </w:r>
+    </w:p>
+    <w:p>
+      <w:pPr>
+        <w:spacing w:line="360" w:lineRule="auto"/>
+        <w:jc w:val="center"/>
+        <w:rPr>
+          <w:sz w:val="28"/>
+          <w:szCs w:val="28"/>
+        </w:rPr>
+      </w:pPr>
+    </w:p>
+    <w:p>
+      <w:pPr>
+        <w:spacing w:line="360" w:lineRule="auto"/>
+        <w:jc w:val="center"/>
+      </w:pPr>
+      <w:r>
+        <w:rPr>
+          <w:sz w:val="28"/>
+          <w:szCs w:val="28"/>
+        </w:rPr>
+        <w:t>ВЫВОД К РАБОТЕ:</w:t>
       </w:r>
     </w:p>
     <w:p>
@@ -2553,145 +3895,32 @@
         <w:spacing w:line="360" w:lineRule="auto"/>
         <w:ind w:firstLine="709"/>
         <w:jc w:val="both"/>
-        <w:rPr>
-          <w:sz w:val="28"/>
-          <w:szCs w:val="28"/>
-        </w:rPr>
-      </w:pPr>
-      <w:r>
-        <w:rPr>
-          <w:sz w:val="28"/>
-          <w:szCs w:val="28"/>
-        </w:rPr>
-        <w:t xml:space="preserve">На копии построенного в п. 2 рисунка по полученным точкам </w:t>
-      </w:r>
-      <w:r>
-        <w:rPr>
-          <w:sz w:val="28"/>
-          <w:szCs w:val="28"/>
-        </w:rPr>
-        <w:lastRenderedPageBreak/>
-        <w:t>построить другим цветом кубический В-сплайн.</w:t>
-      </w:r>
-    </w:p>
-    <w:p>
-      <w:pPr>
-        <w:spacing w:line="360" w:lineRule="auto"/>
-        <w:jc w:val="center"/>
-        <w:rPr>
-          <w:sz w:val="28"/>
-          <w:szCs w:val="28"/>
-        </w:rPr>
-      </w:pPr>
-      <w:r>
-        <w:rPr>
-          <w:sz w:val="28"/>
-          <w:szCs w:val="28"/>
-        </w:rPr>
-        <w:t>ВЫПОЛНЕНИЕ РАБОТЫ:</w:t>
-      </w:r>
-    </w:p>
-    <w:p>
-      <w:pPr>
-        <w:spacing w:line="360" w:lineRule="auto"/>
-        <w:ind w:firstLine="709"/>
-        <w:jc w:val="both"/>
-        <w:rPr>
-          <w:sz w:val="28"/>
-          <w:szCs w:val="28"/>
-        </w:rPr>
-      </w:pPr>
-      <w:r>
-        <w:rPr>
-          <w:sz w:val="28"/>
-          <w:szCs w:val="28"/>
-        </w:rPr>
-        <w:t>Для выполнения данного задания на одном рисунке была построена кривая, заданная параметрически. На другом рисунке была построена та же кривая, но с использованием явного представления.</w:t>
-      </w:r>
-    </w:p>
-    <w:p>
-      <w:pPr>
-        <w:spacing w:line="360" w:lineRule="auto"/>
-        <w:ind w:firstLine="709"/>
-        <w:jc w:val="both"/>
-        <w:rPr>
-          <w:sz w:val="28"/>
-          <w:szCs w:val="28"/>
-        </w:rPr>
-      </w:pPr>
-    </w:p>
-    <w:p>
-      <w:pPr>
-        <w:spacing w:line="360" w:lineRule="auto"/>
-        <w:jc w:val="center"/>
-        <w:rPr>
-          <w:sz w:val="28"/>
-          <w:szCs w:val="28"/>
-        </w:rPr>
-      </w:pPr>
-      <w:r>
-        <w:rPr>
-          <w:sz w:val="28"/>
-          <w:szCs w:val="28"/>
-        </w:rPr>
-        <w:t xml:space="preserve">Рисунок 5. Выполнение задания </w:t>
-      </w:r>
-      <w:r>
-        <w:rPr>
-          <w:sz w:val="28"/>
-          <w:szCs w:val="28"/>
-        </w:rPr>
-        <w:t>7</w:t>
-      </w:r>
-      <w:r>
-        <w:rPr>
-          <w:sz w:val="28"/>
-          <w:szCs w:val="28"/>
+      </w:pPr>
+      <w:r>
+        <w:rPr>
+          <w:sz w:val="28"/>
+        </w:rPr>
+        <w:t xml:space="preserve">Я освоил математическое моделирование кривых лини в плоскости в среде </w:t>
+      </w:r>
+      <w:proofErr w:type="spellStart"/>
+      <w:r>
+        <w:rPr>
+          <w:sz w:val="28"/>
+        </w:rPr>
+        <w:t>MathCAD</w:t>
+      </w:r>
+      <w:proofErr w:type="spellEnd"/>
+      <w:r>
+        <w:rPr>
+          <w:sz w:val="28"/>
         </w:rPr>
         <w:t>.</w:t>
       </w:r>
     </w:p>
-    <w:p>
-      <w:pPr>
-        <w:spacing w:line="360" w:lineRule="auto"/>
-        <w:ind w:firstLine="709"/>
-        <w:jc w:val="both"/>
-        <w:rPr>
-          <w:sz w:val="28"/>
-          <w:szCs w:val="28"/>
-        </w:rPr>
-      </w:pPr>
-    </w:p>
-    <w:p>
-      <w:pPr>
-        <w:spacing w:line="360" w:lineRule="auto"/>
-        <w:jc w:val="center"/>
-      </w:pPr>
-      <w:r>
-        <w:rPr>
-          <w:sz w:val="28"/>
-          <w:szCs w:val="28"/>
-        </w:rPr>
-        <w:t>ВЫВОД К РАБОТЕ:</w:t>
-      </w:r>
-    </w:p>
-    <w:p>
-      <w:pPr>
-        <w:spacing w:line="360" w:lineRule="auto"/>
-        <w:ind w:firstLine="709"/>
-        <w:jc w:val="both"/>
-      </w:pPr>
-      <w:r>
-        <w:rPr>
-          <w:sz w:val="28"/>
-        </w:rPr>
-        <w:t>Я освоил математическое моделирование кривых лини в плоскости в среде MathCAD.</w:t>
-      </w:r>
-    </w:p>
     <w:sectPr>
-      <w:footerReference w:type="even" r:id="rId6"/>
-      <w:footerReference w:type="default" r:id="rId7"/>
-      <w:footerReference w:type="first" r:id="rId8"/>
+      <w:footerReference w:type="even" r:id="rId22"/>
+      <w:footerReference w:type="default" r:id="rId23"/>
+      <w:footerReference w:type="first" r:id="rId24"/>
       <w:pgSz w:w="11906" w:h="16838"/>
       <w:pgMar w:top="1134" w:right="850" w:bottom="1134" w:left="1701" w:header="0" w:footer="708" w:gutter="0"/>
       <w:cols w:space="720"/>
@@ -3201,7 +4430,7 @@
   <w:style w:type="paragraph" w:default="1" w:styleId="a">
     <w:name w:val="Normal"/>
     <w:qFormat/>
-    <w:rsid w:val="004851C2"/>
+    <w:rsid w:val="005C12F4"/>
     <w:pPr>
       <w:widowControl w:val="0"/>
     </w:pPr>
